--- a/Website Development Coursework Documentation.docx
+++ b/Website Development Coursework Documentation.docx
@@ -17,7 +17,6 @@
         <w:rPr>
           <w:sz w:val="28"/>
           <w:szCs w:val="28"/>
-          <w:lang w:val="en-NG"/>
         </w:rPr>
       </w:pPr>
       <w:r>
@@ -26,7 +25,6 @@
           <w:bCs/>
           <w:sz w:val="44"/>
           <w:szCs w:val="44"/>
-          <w:lang w:val="en-NG"/>
         </w:rPr>
         <w:t>IC10051 - Introduction to Website Development (SEM 2 25/26)</w:t>
       </w:r>
@@ -292,12 +290,6 @@
       </w:tr>
     </w:tbl>
     <w:p>
-      <w:pPr>
-        <w:rPr>
-          <w:b/>
-          <w:bCs/>
-        </w:rPr>
-      </w:pPr>
       <w:r>
         <w:rPr>
           <w:b/>
@@ -330,26 +322,25 @@
         <w:r>
           <w:rPr>
             <w:rStyle w:val="Hyperlink"/>
-            <w:b/>
-            <w:bCs/>
           </w:rPr>
-          <w:t>https://anonymousprojr-ops.github.io/new-project/in</w:t>
+          <w:t>https://anonymousprojr-ops.github.io/Final-Project-Work/</w:t>
         </w:r>
+      </w:hyperlink>
+    </w:p>
+    <w:p>
+      <w:r>
+        <w:rPr>
+          <w:b/>
+          <w:bCs/>
+        </w:rPr>
+        <w:t xml:space="preserve">Repository: </w:t>
+      </w:r>
+      <w:hyperlink r:id="rId6" w:history="1">
         <w:r>
           <w:rPr>
             <w:rStyle w:val="Hyperlink"/>
-            <w:b/>
-            <w:bCs/>
           </w:rPr>
-          <w:t>d</w:t>
-        </w:r>
-        <w:r>
-          <w:rPr>
-            <w:rStyle w:val="Hyperlink"/>
-            <w:b/>
-            <w:bCs/>
-          </w:rPr>
-          <w:t>ex.html</w:t>
+          <w:t>https://github.com/anonymousprojr-ops/new-project.git</w:t>
         </w:r>
       </w:hyperlink>
     </w:p>
@@ -375,23 +366,13 @@
           <w:numId w:val="8"/>
         </w:numPr>
       </w:pPr>
-      <w:proofErr w:type="spellStart"/>
-      <w:r>
-        <w:rPr>
-          <w:b/>
-          <w:bCs/>
-        </w:rPr>
-        <w:t>Chavwuko</w:t>
-      </w:r>
-      <w:proofErr w:type="spellEnd"/>
-      <w:r>
-        <w:rPr>
-          <w:b/>
-          <w:bCs/>
-        </w:rPr>
-        <w:t xml:space="preserve">-Okoro </w:t>
-      </w:r>
-      <w:proofErr w:type="spellStart"/>
+      <w:r>
+        <w:rPr>
+          <w:b/>
+          <w:bCs/>
+        </w:rPr>
+        <w:t xml:space="preserve">Chavwuko-Okoro </w:t>
+      </w:r>
       <w:r>
         <w:rPr>
           <w:b/>
@@ -399,7 +380,6 @@
         </w:rPr>
         <w:t>Oghenevwoke</w:t>
       </w:r>
-      <w:proofErr w:type="spellEnd"/>
       <w:r>
         <w:t xml:space="preserve">: </w:t>
       </w:r>
@@ -409,21 +389,8 @@
       <w:r>
         <w:t xml:space="preserve">orked on the </w:t>
       </w:r>
-      <w:proofErr w:type="spellStart"/>
-      <w:r>
-        <w:t>javascript</w:t>
-      </w:r>
-      <w:proofErr w:type="spellEnd"/>
-      <w:r>
-        <w:t xml:space="preserve"> file. Made use of </w:t>
-      </w:r>
-      <w:proofErr w:type="spellStart"/>
-      <w:r>
-        <w:t>Jquery</w:t>
-      </w:r>
-      <w:proofErr w:type="spellEnd"/>
-      <w:r>
-        <w:t xml:space="preserve"> to make the animation and scroll effect better. Also helped with importing pictures from unsplash.com.</w:t>
+      <w:r>
+        <w:t>javascript file. Made use of Jquery to make the animation and scroll effect better. Also helped with importing pictures from unsplash.com.</w:t>
       </w:r>
     </w:p>
     <w:p>
@@ -442,27 +409,10 @@
           <w:b/>
           <w:bCs/>
         </w:rPr>
-        <w:t xml:space="preserve">Fredericka </w:t>
-      </w:r>
-      <w:proofErr w:type="spellStart"/>
-      <w:r>
-        <w:rPr>
-          <w:b/>
-          <w:bCs/>
-        </w:rPr>
-        <w:t>Nketsia</w:t>
-      </w:r>
-      <w:proofErr w:type="spellEnd"/>
-      <w:r>
-        <w:t xml:space="preserve">: Worked on the </w:t>
-      </w:r>
-      <w:proofErr w:type="spellStart"/>
-      <w:r>
-        <w:t>css</w:t>
-      </w:r>
-      <w:proofErr w:type="spellEnd"/>
-      <w:r>
-        <w:t xml:space="preserve"> code.</w:t>
+        <w:t>Fredericka Nketsia</w:t>
+      </w:r>
+      <w:r>
+        <w:t>: Worked on the css code.</w:t>
       </w:r>
     </w:p>
     <w:p>
@@ -481,17 +431,8 @@
           <w:b/>
           <w:bCs/>
         </w:rPr>
-        <w:t xml:space="preserve">Passion </w:t>
-      </w:r>
-      <w:proofErr w:type="spellStart"/>
-      <w:r>
-        <w:rPr>
-          <w:b/>
-          <w:bCs/>
-        </w:rPr>
-        <w:t>Manyenga</w:t>
-      </w:r>
-      <w:proofErr w:type="spellEnd"/>
+        <w:t>Passion Manyenga</w:t>
+      </w:r>
       <w:r>
         <w:rPr>
           <w:b/>
@@ -500,15 +441,7 @@
         <w:t xml:space="preserve">: </w:t>
       </w:r>
       <w:r>
-        <w:t xml:space="preserve">Worked on the html code. Also inserted pictures from </w:t>
-      </w:r>
-      <w:proofErr w:type="spellStart"/>
-      <w:r>
-        <w:t>Unsplash</w:t>
-      </w:r>
-      <w:proofErr w:type="spellEnd"/>
-      <w:r>
-        <w:t xml:space="preserve"> to beautify the website.</w:t>
+        <w:t>Worked on the html code. Also inserted pictures from Unsplash to beautify the website.</w:t>
       </w:r>
     </w:p>
     <w:p>
@@ -527,77 +460,48 @@
       </w:r>
     </w:p>
     <w:p>
-      <w:pPr>
-        <w:rPr>
-          <w:lang w:val="en-NG"/>
-        </w:rPr>
-      </w:pPr>
-      <w:r>
-        <w:rPr>
-          <w:lang w:val="en-NG"/>
-        </w:rPr>
+      <w:r>
         <w:t xml:space="preserve">This project involves creating a website based on the Wikipedia topic </w:t>
       </w:r>
       <w:r>
         <w:rPr>
           <w:b/>
           <w:bCs/>
-          <w:lang w:val="en-NG"/>
         </w:rPr>
         <w:t>Scotland</w:t>
       </w:r>
       <w:r>
-        <w:rPr>
-          <w:lang w:val="en-NG"/>
-        </w:rPr>
         <w:t xml:space="preserve">. The website presents information such as Scotland’s overview, history, geography, culture, and major cities like </w:t>
       </w:r>
       <w:r>
         <w:rPr>
           <w:b/>
           <w:bCs/>
-          <w:lang w:val="en-NG"/>
         </w:rPr>
         <w:t>Edinburgh</w:t>
       </w:r>
       <w:r>
-        <w:rPr>
-          <w:lang w:val="en-NG"/>
-        </w:rPr>
         <w:t xml:space="preserve"> and </w:t>
       </w:r>
       <w:r>
         <w:rPr>
           <w:b/>
           <w:bCs/>
-          <w:lang w:val="en-NG"/>
         </w:rPr>
         <w:t>Glasgow</w:t>
       </w:r>
       <w:r>
-        <w:rPr>
-          <w:lang w:val="en-NG"/>
-        </w:rPr>
         <w:t xml:space="preserve"> in a clear and organised format.</w:t>
       </w:r>
     </w:p>
     <w:p>
-      <w:pPr>
-        <w:rPr>
-          <w:lang w:val="en-NG"/>
-        </w:rPr>
-      </w:pPr>
-      <w:r>
-        <w:rPr>
-          <w:lang w:val="en-NG"/>
-        </w:rPr>
+      <w:r>
         <w:t xml:space="preserve">The site was developed using </w:t>
       </w:r>
       <w:r>
         <w:rPr>
           <w:b/>
           <w:bCs/>
-          <w:lang w:val="en-NG"/>
         </w:rPr>
         <w:t>HTML, CSS, and JavaScript</w:t>
       </w:r>
@@ -605,59 +509,25 @@
         <w:rPr>
           <w:b/>
           <w:bCs/>
-          <w:lang w:val="en-NG"/>
-        </w:rPr>
-        <w:t>(</w:t>
-      </w:r>
-      <w:proofErr w:type="spellStart"/>
-      <w:r>
-        <w:rPr>
-          <w:b/>
-          <w:bCs/>
-          <w:lang w:val="en-NG"/>
-        </w:rPr>
-        <w:t>jquery</w:t>
-      </w:r>
-      <w:proofErr w:type="spellEnd"/>
-      <w:r>
-        <w:rPr>
-          <w:b/>
-          <w:bCs/>
-          <w:lang w:val="en-NG"/>
-        </w:rPr>
-        <w:t>)</w:t>
-      </w:r>
-      <w:r>
-        <w:rPr>
-          <w:lang w:val="en-NG"/>
-        </w:rPr>
+        </w:rPr>
+        <w:t>(jquery)</w:t>
+      </w:r>
+      <w:r>
         <w:t>. HTML structures the content, CSS designs the layout and theme, and JavaScript adds simple interactive features such as navigation and animations.</w:t>
       </w:r>
     </w:p>
     <w:p>
-      <w:pPr>
-        <w:rPr>
-          <w:lang w:val="en-NG"/>
-        </w:rPr>
-      </w:pPr>
-      <w:r>
-        <w:rPr>
-          <w:lang w:val="en-NG"/>
-        </w:rPr>
+      <w:r>
         <w:t xml:space="preserve">The aim of the project is to transform Wikipedia-style information into a </w:t>
       </w:r>
       <w:r>
         <w:rPr>
           <w:b/>
           <w:bCs/>
-          <w:lang w:val="en-NG"/>
         </w:rPr>
         <w:t>clean, modern, and easy-to-navigate website</w:t>
       </w:r>
       <w:r>
-        <w:rPr>
-          <w:lang w:val="en-NG"/>
-        </w:rPr>
         <w:t>.</w:t>
       </w:r>
     </w:p>
@@ -678,85 +548,56 @@
       </w:r>
     </w:p>
     <w:p>
-      <w:pPr>
-        <w:rPr>
-          <w:lang w:val="en-NG"/>
-        </w:rPr>
-      </w:pPr>
-      <w:r>
-        <w:rPr>
-          <w:lang w:val="en-NG"/>
-        </w:rPr>
+      <w:r>
         <w:t xml:space="preserve">The chosen topic for this project is the </w:t>
       </w:r>
       <w:r>
         <w:rPr>
           <w:b/>
           <w:bCs/>
-          <w:lang w:val="en-NG"/>
         </w:rPr>
         <w:t>Wikipedia page on Scotland</w:t>
       </w:r>
       <w:r>
-        <w:rPr>
-          <w:lang w:val="en-NG"/>
-        </w:rPr>
-        <w:t xml:space="preserve">, which provides information about the country’s history, geography, culture, and economy. Key sections such as </w:t>
-      </w:r>
-      <w:r>
-        <w:rPr>
-          <w:b/>
-          <w:bCs/>
-          <w:lang w:val="en-NG"/>
+        <w:t xml:space="preserve">, which provides information about the country’s history, geography, culture, and economy. Key sections </w:t>
+      </w:r>
+      <w:r>
+        <w:lastRenderedPageBreak/>
+        <w:t xml:space="preserve">such as </w:t>
+      </w:r>
+      <w:r>
+        <w:rPr>
+          <w:b/>
+          <w:bCs/>
         </w:rPr>
         <w:t>Overview, History, Geography, Culture, and Economy</w:t>
       </w:r>
       <w:r>
-        <w:rPr>
-          <w:lang w:val="en-NG"/>
-        </w:rPr>
         <w:t xml:space="preserve"> were selected to organise the website content.</w:t>
       </w:r>
     </w:p>
     <w:p>
-      <w:pPr>
-        <w:rPr>
-          <w:lang w:val="en-NG"/>
-        </w:rPr>
-      </w:pPr>
-      <w:r>
-        <w:rPr>
-          <w:lang w:val="en-NG"/>
-        </w:rPr>
-        <w:lastRenderedPageBreak/>
+      <w:r>
         <w:t xml:space="preserve">Additional pages were also created for important Scottish cities, including </w:t>
       </w:r>
       <w:r>
         <w:rPr>
           <w:b/>
           <w:bCs/>
-          <w:lang w:val="en-NG"/>
         </w:rPr>
         <w:t>Edinburgh</w:t>
       </w:r>
       <w:r>
-        <w:rPr>
-          <w:lang w:val="en-NG"/>
-        </w:rPr>
         <w:t xml:space="preserve"> and </w:t>
       </w:r>
       <w:r>
         <w:rPr>
           <w:b/>
           <w:bCs/>
-          <w:lang w:val="en-NG"/>
         </w:rPr>
         <w:t>Glasgow</w:t>
       </w:r>
       <w:r>
-        <w:rPr>
-          <w:lang w:val="en-NG"/>
-        </w:rPr>
         <w:t>. These sections help present the most important aspects of Scotland in a clear and structured way, making the website easy to read and navigate.</w:t>
       </w:r>
     </w:p>
@@ -776,91 +617,54 @@
       </w:r>
     </w:p>
     <w:p>
-      <w:pPr>
-        <w:rPr>
-          <w:lang w:val="en-NG"/>
-        </w:rPr>
-      </w:pPr>
-      <w:r>
-        <w:rPr>
-          <w:b/>
-          <w:bCs/>
-          <w:lang w:val="en-NG"/>
+      <w:r>
+        <w:rPr>
+          <w:b/>
+          <w:bCs/>
         </w:rPr>
         <w:t>Content mapping</w:t>
       </w:r>
       <w:r>
-        <w:rPr>
-          <w:lang w:val="en-NG"/>
-        </w:rPr>
         <w:t xml:space="preserve"> refers to how the information from the Wikipedia article was organised into sections within the website.</w:t>
       </w:r>
     </w:p>
     <w:p>
-      <w:pPr>
-        <w:rPr>
-          <w:lang w:val="en-NG"/>
-        </w:rPr>
-      </w:pPr>
-      <w:r>
-        <w:rPr>
-          <w:lang w:val="en-NG"/>
-        </w:rPr>
+      <w:r>
         <w:t xml:space="preserve">The website was structured using several sections based on the main topics from the original article. These sections include </w:t>
       </w:r>
       <w:r>
         <w:rPr>
           <w:b/>
           <w:bCs/>
-          <w:lang w:val="en-NG"/>
         </w:rPr>
         <w:t>Overview, History, Geography, Culture, and Economy</w:t>
       </w:r>
       <w:r>
-        <w:rPr>
-          <w:lang w:val="en-NG"/>
-        </w:rPr>
         <w:t xml:space="preserve">, with additional pages created for </w:t>
       </w:r>
       <w:r>
         <w:rPr>
           <w:b/>
           <w:bCs/>
-          <w:lang w:val="en-NG"/>
         </w:rPr>
         <w:t>Edinburgh</w:t>
       </w:r>
       <w:r>
-        <w:rPr>
-          <w:lang w:val="en-NG"/>
-        </w:rPr>
         <w:t xml:space="preserve"> and </w:t>
       </w:r>
       <w:r>
         <w:rPr>
           <w:b/>
           <w:bCs/>
-          <w:lang w:val="en-NG"/>
         </w:rPr>
         <w:t>Glasgow</w:t>
       </w:r>
       <w:r>
-        <w:rPr>
-          <w:lang w:val="en-NG"/>
-        </w:rPr>
         <w:t>.</w:t>
       </w:r>
     </w:p>
     <w:p>
-      <w:pPr>
-        <w:rPr>
-          <w:lang w:val="en-NG"/>
-        </w:rPr>
-      </w:pPr>
-      <w:r>
-        <w:rPr>
-          <w:lang w:val="en-NG"/>
-        </w:rPr>
+      <w:r>
         <w:t>This structure helps present the information in a logical order, starting with general information about Scotland and moving into more specific topics. Navigation links were also included so users can easily move between different sections of the website.</w:t>
       </w:r>
     </w:p>
@@ -880,15 +684,7 @@
       </w:r>
     </w:p>
     <w:p>
-      <w:pPr>
-        <w:rPr>
-          <w:lang w:val="en-NG"/>
-        </w:rPr>
-      </w:pPr>
-      <w:r>
-        <w:rPr>
-          <w:lang w:val="en-NG"/>
-        </w:rPr>
+      <w:r>
         <w:t>The website is organised into a main webpage with several clearly structured sections.</w:t>
       </w:r>
     </w:p>
@@ -899,22 +695,15 @@
           <w:ilvl w:val="0"/>
           <w:numId w:val="9"/>
         </w:numPr>
-        <w:rPr>
-          <w:lang w:val="en-NG"/>
-        </w:rPr>
-      </w:pPr>
-      <w:r>
-        <w:rPr>
-          <w:b/>
-          <w:bCs/>
-          <w:lang w:val="en-NG"/>
+      </w:pPr>
+      <w:r>
+        <w:rPr>
+          <w:b/>
+          <w:bCs/>
         </w:rPr>
         <w:t>Header</w:t>
       </w:r>
       <w:r>
-        <w:rPr>
-          <w:lang w:val="en-NG"/>
-        </w:rPr>
         <w:br/>
         <w:t xml:space="preserve">The top of the page contains a header showing the title </w:t>
       </w:r>
@@ -922,14 +711,10 @@
         <w:rPr>
           <w:b/>
           <w:bCs/>
-          <w:lang w:val="en-NG"/>
         </w:rPr>
         <w:t>“Scotland”</w:t>
       </w:r>
       <w:r>
-        <w:rPr>
-          <w:lang w:val="en-NG"/>
-        </w:rPr>
         <w:t>, which introduces the topic of the website.</w:t>
       </w:r>
     </w:p>
@@ -940,22 +725,15 @@
           <w:ilvl w:val="0"/>
           <w:numId w:val="9"/>
         </w:numPr>
-        <w:rPr>
-          <w:lang w:val="en-NG"/>
-        </w:rPr>
-      </w:pPr>
-      <w:r>
-        <w:rPr>
-          <w:b/>
-          <w:bCs/>
-          <w:lang w:val="en-NG"/>
+      </w:pPr>
+      <w:r>
+        <w:rPr>
+          <w:b/>
+          <w:bCs/>
         </w:rPr>
         <w:t>Navigation Menu</w:t>
       </w:r>
       <w:r>
-        <w:rPr>
-          <w:lang w:val="en-NG"/>
-        </w:rPr>
         <w:br/>
         <w:t>A navigation menu is included at the top of the page. It contains links that allow users to quickly move to different sections such as Overview, History, Geography, Culture, and Economy.</w:t>
       </w:r>
@@ -967,22 +745,15 @@
           <w:ilvl w:val="0"/>
           <w:numId w:val="9"/>
         </w:numPr>
-        <w:rPr>
-          <w:lang w:val="en-NG"/>
-        </w:rPr>
-      </w:pPr>
-      <w:r>
-        <w:rPr>
-          <w:b/>
-          <w:bCs/>
-          <w:lang w:val="en-NG"/>
+      </w:pPr>
+      <w:r>
+        <w:rPr>
+          <w:b/>
+          <w:bCs/>
         </w:rPr>
         <w:t>Main Content Area</w:t>
       </w:r>
       <w:r>
-        <w:rPr>
-          <w:lang w:val="en-NG"/>
-        </w:rPr>
         <w:br/>
         <w:t>The main part of the page contains the article content about Scotland. The information is presented in a clear and readable format with headings and paragraphs.</w:t>
       </w:r>
@@ -994,22 +765,15 @@
           <w:ilvl w:val="0"/>
           <w:numId w:val="9"/>
         </w:numPr>
-        <w:rPr>
-          <w:lang w:val="en-NG"/>
-        </w:rPr>
-      </w:pPr>
-      <w:r>
-        <w:rPr>
-          <w:b/>
-          <w:bCs/>
-          <w:lang w:val="en-NG"/>
+      </w:pPr>
+      <w:r>
+        <w:rPr>
+          <w:b/>
+          <w:bCs/>
         </w:rPr>
         <w:t>Information Boxes</w:t>
       </w:r>
       <w:r>
-        <w:rPr>
-          <w:lang w:val="en-NG"/>
-        </w:rPr>
         <w:br/>
         <w:t>Small information cards are used to highlight key facts about Scotland, such as the capital city, largest city, and other important details.</w:t>
       </w:r>
@@ -1021,22 +785,15 @@
           <w:ilvl w:val="0"/>
           <w:numId w:val="9"/>
         </w:numPr>
-        <w:rPr>
-          <w:lang w:val="en-NG"/>
-        </w:rPr>
-      </w:pPr>
-      <w:r>
-        <w:rPr>
-          <w:b/>
-          <w:bCs/>
-          <w:lang w:val="en-NG"/>
+      </w:pPr>
+      <w:r>
+        <w:rPr>
+          <w:b/>
+          <w:bCs/>
         </w:rPr>
         <w:t>Article Sections</w:t>
       </w:r>
       <w:r>
-        <w:rPr>
-          <w:lang w:val="en-NG"/>
-        </w:rPr>
         <w:br/>
         <w:t xml:space="preserve">The content is divided into sections including </w:t>
       </w:r>
@@ -1044,14 +801,10 @@
         <w:rPr>
           <w:b/>
           <w:bCs/>
-          <w:lang w:val="en-NG"/>
         </w:rPr>
         <w:t>Overview, History, Geography, Culture, and Economy</w:t>
       </w:r>
       <w:r>
-        <w:rPr>
-          <w:lang w:val="en-NG"/>
-        </w:rPr>
         <w:t>, each explaining a different aspect of Scotland.</w:t>
       </w:r>
     </w:p>
@@ -1062,22 +815,15 @@
           <w:ilvl w:val="0"/>
           <w:numId w:val="9"/>
         </w:numPr>
-        <w:rPr>
-          <w:lang w:val="en-NG"/>
-        </w:rPr>
-      </w:pPr>
-      <w:r>
-        <w:rPr>
-          <w:b/>
-          <w:bCs/>
-          <w:lang w:val="en-NG"/>
+      </w:pPr>
+      <w:r>
+        <w:rPr>
+          <w:b/>
+          <w:bCs/>
         </w:rPr>
         <w:t>Footer</w:t>
       </w:r>
       <w:r>
-        <w:rPr>
-          <w:lang w:val="en-NG"/>
-        </w:rPr>
         <w:br/>
         <w:t>The page ends with a footer indicating that the website is a student-created project inspired by Wikipedia.</w:t>
       </w:r>
@@ -1103,55 +849,33 @@
           <w:b/>
           <w:bCs/>
         </w:rPr>
-        <w:lastRenderedPageBreak/>
         <w:t>5. Styling Guidelines</w:t>
       </w:r>
     </w:p>
     <w:p>
-      <w:pPr>
-        <w:rPr>
-          <w:lang w:val="en-NG"/>
-        </w:rPr>
-      </w:pPr>
-      <w:r>
-        <w:rPr>
-          <w:lang w:val="en-NG"/>
-        </w:rPr>
+      <w:r>
         <w:t xml:space="preserve">The styling of the website was designed to create a </w:t>
       </w:r>
       <w:r>
         <w:rPr>
           <w:b/>
           <w:bCs/>
-          <w:lang w:val="en-NG"/>
         </w:rPr>
         <w:t>modern and visually appealing layout</w:t>
       </w:r>
       <w:r>
-        <w:rPr>
-          <w:lang w:val="en-NG"/>
-        </w:rPr>
         <w:t xml:space="preserve"> while keeping the content clear and easy to read.</w:t>
       </w:r>
     </w:p>
     <w:p>
-      <w:pPr>
-        <w:rPr>
-          <w:lang w:val="en-NG"/>
-        </w:rPr>
-      </w:pPr>
-      <w:r>
-        <w:rPr>
-          <w:b/>
-          <w:bCs/>
-          <w:lang w:val="en-NG"/>
+      <w:r>
+        <w:rPr>
+          <w:b/>
+          <w:bCs/>
         </w:rPr>
         <w:t>Colour Scheme</w:t>
       </w:r>
       <w:r>
-        <w:rPr>
-          <w:lang w:val="en-NG"/>
-        </w:rPr>
         <w:br/>
         <w:t xml:space="preserve">The website uses a </w:t>
       </w:r>
@@ -1159,14 +883,10 @@
         <w:rPr>
           <w:b/>
           <w:bCs/>
-          <w:lang w:val="en-NG"/>
         </w:rPr>
         <w:t>dark theme design</w:t>
       </w:r>
       <w:r>
-        <w:rPr>
-          <w:lang w:val="en-NG"/>
-        </w:rPr>
         <w:t>, which includes:</w:t>
       </w:r>
     </w:p>
@@ -1177,9 +897,6 @@
           <w:ilvl w:val="0"/>
           <w:numId w:val="10"/>
         </w:numPr>
-        <w:rPr>
-          <w:lang w:val="en-NG"/>
-        </w:rPr>
       </w:pPr>
       <w:r>
         <w:t>Dark blue and black background</w:t>
@@ -1192,9 +909,6 @@
           <w:ilvl w:val="0"/>
           <w:numId w:val="10"/>
         </w:numPr>
-        <w:rPr>
-          <w:lang w:val="en-NG"/>
-        </w:rPr>
       </w:pPr>
       <w:r>
         <w:t>Dark content panels</w:t>
@@ -1207,9 +921,6 @@
           <w:ilvl w:val="0"/>
           <w:numId w:val="10"/>
         </w:numPr>
-        <w:rPr>
-          <w:lang w:val="en-NG"/>
-        </w:rPr>
       </w:pPr>
       <w:r>
         <w:t>Light text for readability</w:t>
@@ -1222,24 +933,13 @@
           <w:ilvl w:val="0"/>
           <w:numId w:val="10"/>
         </w:numPr>
-        <w:rPr>
-          <w:lang w:val="en-NG"/>
-        </w:rPr>
       </w:pPr>
       <w:r>
         <w:t>Blue highlights and link</w:t>
       </w:r>
     </w:p>
     <w:p>
-      <w:pPr>
-        <w:rPr>
-          <w:lang w:val="en-NG"/>
-        </w:rPr>
-      </w:pPr>
-      <w:r>
-        <w:rPr>
-          <w:lang w:val="en-NG"/>
-        </w:rPr>
+      <w:r>
         <w:t>These colours create a clean and modern appearance while keeping the content easy to read.</w:t>
       </w:r>
     </w:p>
@@ -1289,42 +989,22 @@
       </w:r>
     </w:p>
     <w:p>
-      <w:pPr>
-        <w:rPr>
-          <w:lang w:val="en-NG"/>
-        </w:rPr>
-      </w:pPr>
-      <w:r>
-        <w:rPr>
-          <w:lang w:val="en-NG"/>
-        </w:rPr>
+      <w:r>
         <w:t xml:space="preserve">The website uses a </w:t>
       </w:r>
       <w:r>
         <w:rPr>
           <w:b/>
           <w:bCs/>
-          <w:lang w:val="en-NG"/>
         </w:rPr>
         <w:t>modern single-page layout</w:t>
       </w:r>
       <w:r>
-        <w:rPr>
-          <w:lang w:val="en-NG"/>
-        </w:rPr>
         <w:t xml:space="preserve"> with a top navigation menu and a central content area. The navigation menu allows users to easily move between different sections of the website.</w:t>
       </w:r>
     </w:p>
     <w:p>
-      <w:pPr>
-        <w:rPr>
-          <w:lang w:val="en-NG"/>
-        </w:rPr>
-      </w:pPr>
-      <w:r>
-        <w:rPr>
-          <w:lang w:val="en-NG"/>
-        </w:rPr>
+      <w:r>
         <w:t>Important information is also displayed using information boxes and image galleries, which help organise the content and make the website more visually engaging.</w:t>
       </w:r>
     </w:p>
@@ -1360,15 +1040,7 @@
       </w:r>
     </w:p>
     <w:p>
-      <w:pPr>
-        <w:rPr>
-          <w:lang w:val="en-NG"/>
-        </w:rPr>
-      </w:pPr>
-      <w:r>
-        <w:rPr>
-          <w:lang w:val="en-NG"/>
-        </w:rPr>
+      <w:r>
         <w:t>The website was tested for:</w:t>
       </w:r>
     </w:p>
@@ -1377,482 +1049,268 @@
         <w:rPr>
           <w:b/>
           <w:bCs/>
-          <w:lang w:val="en-NG"/>
-        </w:rPr>
-      </w:pPr>
-      <w:r>
-        <w:rPr>
-          <w:b/>
-          <w:bCs/>
-          <w:lang w:val="en-NG"/>
+        </w:rPr>
+      </w:pPr>
+      <w:r>
+        <w:rPr>
+          <w:b/>
+          <w:bCs/>
         </w:rPr>
         <w:t>Functionality</w:t>
       </w:r>
     </w:p>
     <w:p>
-      <w:pPr>
-        <w:rPr>
-          <w:lang w:val="en-NG"/>
-        </w:rPr>
-      </w:pPr>
-      <w:r>
-        <w:rPr>
-          <w:lang w:val="en-NG"/>
-        </w:rPr>
+      <w:r>
         <w:t>Navigation links lead to the correct pages</w:t>
       </w:r>
     </w:p>
     <w:p>
-      <w:pPr>
-        <w:rPr>
-          <w:lang w:val="en-NG"/>
-        </w:rPr>
-      </w:pPr>
-      <w:r>
-        <w:rPr>
-          <w:lang w:val="en-NG"/>
-        </w:rPr>
+      <w:r>
         <w:t>Images load correctly</w:t>
       </w:r>
     </w:p>
     <w:p>
-      <w:pPr>
-        <w:rPr>
-          <w:lang w:val="en-NG"/>
-        </w:rPr>
-      </w:pPr>
-      <w:r>
-        <w:rPr>
-          <w:lang w:val="en-NG"/>
-        </w:rPr>
+      <w:r>
         <w:t>other stuff that worked</w:t>
       </w:r>
     </w:p>
-    <w:p>
-      <w:pPr>
-        <w:rPr>
-          <w:lang w:val="en-NG"/>
-        </w:rPr>
-      </w:pPr>
-    </w:p>
-    <w:p>
-      <w:pPr>
-        <w:rPr>
-          <w:lang w:val="en-NG"/>
-        </w:rPr>
-      </w:pPr>
-    </w:p>
-    <w:p>
-      <w:pPr>
-        <w:rPr>
-          <w:b/>
-          <w:bCs/>
-          <w:lang w:val="en-NG"/>
-        </w:rPr>
-      </w:pPr>
-      <w:r>
-        <w:rPr>
-          <w:b/>
-          <w:bCs/>
-          <w:lang w:val="en-NG"/>
-        </w:rPr>
+    <w:p/>
+    <w:p/>
+    <w:p>
+      <w:pPr>
+        <w:rPr>
+          <w:b/>
+          <w:bCs/>
+        </w:rPr>
+      </w:pPr>
+      <w:r>
+        <w:rPr>
+          <w:b/>
+          <w:bCs/>
+        </w:rPr>
+        <w:t>Responsiveness</w:t>
+      </w:r>
+    </w:p>
+    <w:p>
+      <w:r>
+        <w:t>Tested on devices ranging from mobile to  desktop</w:t>
+      </w:r>
+    </w:p>
+    <w:p>
+      <w:r>
+        <w:t>Content adapts using CSS Flexbox and media queries</w:t>
+      </w:r>
+    </w:p>
+    <w:p>
+      <w:pPr>
+        <w:rPr>
+          <w:b/>
+          <w:bCs/>
+        </w:rPr>
+      </w:pPr>
+      <w:r>
+        <w:rPr>
+          <w:b/>
+          <w:bCs/>
+        </w:rPr>
+        <w:t>Cross-browser Compatibility</w:t>
+      </w:r>
+    </w:p>
+    <w:p>
+      <w:r>
+        <w:t>Tested on Chrome, Firefox, Edge, and Safari</w:t>
+      </w:r>
+    </w:p>
+    <w:p>
+      <w:r>
+        <w:t>Ensured no display issues or broken links</w:t>
+      </w:r>
+    </w:p>
+    <w:p/>
+    <w:p>
+      <w:pPr>
+        <w:rPr>
+          <w:b/>
+          <w:bCs/>
+        </w:rPr>
+      </w:pPr>
+      <w:r>
+        <w:rPr>
+          <w:b/>
+          <w:bCs/>
+        </w:rPr>
+        <w:t>Validation</w:t>
+      </w:r>
+    </w:p>
+    <w:p>
+      <w:r>
+        <w:t>HTML validated via W3C Markup Validator</w:t>
+      </w:r>
+    </w:p>
+    <w:p>
+      <w:r>
+        <w:t>CSS validated via W3C CSS Validator</w:t>
+      </w:r>
+    </w:p>
+    <w:p>
+      <w:r>
+        <w:t>No errors found in either HTML or CSS</w:t>
+      </w:r>
+    </w:p>
+    <w:p/>
+    <w:p>
+      <w:pPr>
+        <w:rPr>
+          <w:b/>
+          <w:bCs/>
+        </w:rPr>
+      </w:pPr>
+      <w:r>
+        <w:rPr>
+          <w:b/>
+          <w:bCs/>
+        </w:rPr>
+        <w:t>GitHub Versioning</w:t>
+      </w:r>
+    </w:p>
+    <w:p>
+      <w:r>
+        <w:t>All commits are atomic and descriptive</w:t>
+      </w:r>
+    </w:p>
+    <w:p>
+      <w:r>
+        <w:t>Development branch used, merged into master</w:t>
+      </w:r>
+    </w:p>
+    <w:p>
+      <w:pPr>
+        <w:rPr>
+          <w:b/>
+          <w:bCs/>
+        </w:rPr>
+      </w:pPr>
+      <w:r>
+        <w:t>Issues created for any bugs and resolved</w:t>
+      </w:r>
+    </w:p>
+    <w:p>
+      <w:pPr>
+        <w:rPr>
+          <w:b/>
+          <w:bCs/>
+        </w:rPr>
+      </w:pPr>
+    </w:p>
+    <w:p>
+      <w:pPr>
+        <w:rPr>
+          <w:b/>
+          <w:bCs/>
+        </w:rPr>
+      </w:pPr>
+      <w:r>
+        <w:rPr>
+          <w:b/>
+          <w:bCs/>
+        </w:rPr>
+        <w:t>7. Conclusion</w:t>
+      </w:r>
+    </w:p>
+    <w:p>
+      <w:r>
+        <w:t xml:space="preserve">This project demonstrates how information from a Wikipedia article can be transformed into a structured website. Using HTML, CSS, and JavaScript, a website was developed to present information about </w:t>
+      </w:r>
+      <w:r>
+        <w:rPr>
+          <w:b/>
+          <w:bCs/>
+        </w:rPr>
+        <w:t>Scotland</w:t>
+      </w:r>
+      <w:r>
+        <w:t xml:space="preserve"> in a clear and organised format.</w:t>
+      </w:r>
+    </w:p>
+    <w:p>
+      <w:r>
+        <w:t>The website includes multiple sections, a navigation menu, information boxes, and images that help organise the content and improve the user experience. These elements make the website easier to read and navigate.</w:t>
+      </w:r>
+    </w:p>
+    <w:p>
+      <w:r>
+        <w:t>Overall, the project demonstrates basic web development skills such as structured layout, consistent styling, and simple interactive features, while successfully presenting information about Scotland in a clear and modern way.</w:t>
+      </w:r>
+    </w:p>
+    <w:p>
+      <w:pPr>
+        <w:rPr>
+          <w:b/>
+          <w:bCs/>
+        </w:rPr>
+      </w:pPr>
+      <w:r>
+        <w:rPr>
+          <w:b/>
+          <w:bCs/>
+        </w:rPr>
+        <w:t>References</w:t>
+      </w:r>
+    </w:p>
+    <w:p>
+      <w:r>
         <w:lastRenderedPageBreak/>
-        <w:t>Responsiveness</w:t>
-      </w:r>
-    </w:p>
-    <w:p>
-      <w:pPr>
-        <w:rPr>
-          <w:lang w:val="en-NG"/>
-        </w:rPr>
-      </w:pPr>
-      <w:r>
-        <w:rPr>
-          <w:lang w:val="en-NG"/>
-        </w:rPr>
-        <w:t xml:space="preserve">Tested on devices ranging from mobile </w:t>
-      </w:r>
-      <w:proofErr w:type="gramStart"/>
-      <w:r>
-        <w:rPr>
-          <w:lang w:val="en-NG"/>
-        </w:rPr>
-        <w:t>to  desktop</w:t>
-      </w:r>
-      <w:proofErr w:type="gramEnd"/>
-    </w:p>
-    <w:p>
-      <w:pPr>
-        <w:rPr>
-          <w:lang w:val="en-NG"/>
-        </w:rPr>
-      </w:pPr>
-      <w:r>
-        <w:rPr>
-          <w:lang w:val="en-NG"/>
-        </w:rPr>
-        <w:t>Content adapts using CSS Flexbox and media queries</w:t>
-      </w:r>
-    </w:p>
-    <w:p>
-      <w:pPr>
-        <w:rPr>
-          <w:b/>
-          <w:bCs/>
-          <w:lang w:val="en-NG"/>
-        </w:rPr>
-      </w:pPr>
-      <w:r>
-        <w:rPr>
-          <w:b/>
-          <w:bCs/>
-          <w:lang w:val="en-NG"/>
-        </w:rPr>
-        <w:t>Cross-browser Compatibility</w:t>
-      </w:r>
-    </w:p>
-    <w:p>
-      <w:pPr>
-        <w:rPr>
-          <w:lang w:val="en-NG"/>
-        </w:rPr>
-      </w:pPr>
-      <w:r>
-        <w:rPr>
-          <w:lang w:val="en-NG"/>
-        </w:rPr>
-        <w:t>Tested on Chrome, Firefox, Edge, and Safari</w:t>
-      </w:r>
-    </w:p>
-    <w:p>
-      <w:pPr>
-        <w:rPr>
-          <w:lang w:val="en-NG"/>
-        </w:rPr>
-      </w:pPr>
-      <w:r>
-        <w:rPr>
-          <w:lang w:val="en-NG"/>
-        </w:rPr>
-        <w:t>Ensured no display issues or broken links</w:t>
-      </w:r>
-    </w:p>
-    <w:p>
-      <w:pPr>
-        <w:rPr>
-          <w:lang w:val="en-NG"/>
-        </w:rPr>
-      </w:pPr>
-    </w:p>
-    <w:p>
-      <w:pPr>
-        <w:rPr>
-          <w:b/>
-          <w:bCs/>
-          <w:lang w:val="en-NG"/>
-        </w:rPr>
-      </w:pPr>
-      <w:r>
-        <w:rPr>
-          <w:b/>
-          <w:bCs/>
-          <w:lang w:val="en-NG"/>
-        </w:rPr>
-        <w:t>Validation</w:t>
-      </w:r>
-    </w:p>
-    <w:p>
-      <w:pPr>
-        <w:rPr>
-          <w:lang w:val="en-NG"/>
-        </w:rPr>
-      </w:pPr>
-      <w:r>
-        <w:rPr>
-          <w:lang w:val="en-NG"/>
-        </w:rPr>
-        <w:t>HTML validated via W3C Markup Validator</w:t>
-      </w:r>
-    </w:p>
-    <w:p>
-      <w:pPr>
-        <w:rPr>
-          <w:lang w:val="en-NG"/>
-        </w:rPr>
-      </w:pPr>
-      <w:r>
-        <w:rPr>
-          <w:lang w:val="en-NG"/>
-        </w:rPr>
-        <w:t>CSS validated via W3C CSS Validator</w:t>
-      </w:r>
-    </w:p>
-    <w:p>
-      <w:pPr>
-        <w:rPr>
-          <w:lang w:val="en-NG"/>
-        </w:rPr>
-      </w:pPr>
-      <w:r>
-        <w:rPr>
-          <w:lang w:val="en-NG"/>
-        </w:rPr>
-        <w:t>No errors found in either HTML or CSS</w:t>
-      </w:r>
-    </w:p>
-    <w:p>
-      <w:pPr>
-        <w:rPr>
-          <w:lang w:val="en-NG"/>
-        </w:rPr>
-      </w:pPr>
-    </w:p>
-    <w:p>
-      <w:pPr>
-        <w:rPr>
-          <w:b/>
-          <w:bCs/>
-          <w:lang w:val="en-NG"/>
-        </w:rPr>
-      </w:pPr>
-      <w:r>
-        <w:rPr>
-          <w:b/>
-          <w:bCs/>
-          <w:lang w:val="en-NG"/>
-        </w:rPr>
-        <w:t>GitHub Versioning</w:t>
-      </w:r>
-    </w:p>
-    <w:p>
-      <w:pPr>
-        <w:rPr>
-          <w:lang w:val="en-NG"/>
-        </w:rPr>
-      </w:pPr>
-      <w:r>
-        <w:rPr>
-          <w:lang w:val="en-NG"/>
-        </w:rPr>
-        <w:t>All commits are atomic and descriptive</w:t>
-      </w:r>
-    </w:p>
-    <w:p>
-      <w:pPr>
-        <w:rPr>
-          <w:lang w:val="en-NG"/>
-        </w:rPr>
-      </w:pPr>
-      <w:r>
-        <w:rPr>
-          <w:lang w:val="en-NG"/>
-        </w:rPr>
-        <w:t>Development branch used, merged into master</w:t>
-      </w:r>
-    </w:p>
-    <w:p>
-      <w:pPr>
-        <w:rPr>
-          <w:b/>
-          <w:bCs/>
-        </w:rPr>
-      </w:pPr>
-      <w:r>
-        <w:rPr>
-          <w:lang w:val="en-NG"/>
-        </w:rPr>
-        <w:t>Issues created for any bugs and resolved</w:t>
-      </w:r>
-    </w:p>
-    <w:p>
-      <w:pPr>
-        <w:rPr>
-          <w:b/>
-          <w:bCs/>
-        </w:rPr>
-      </w:pPr>
-    </w:p>
-    <w:p>
-      <w:pPr>
-        <w:rPr>
-          <w:b/>
-          <w:bCs/>
-        </w:rPr>
-      </w:pPr>
-      <w:r>
-        <w:rPr>
-          <w:b/>
-          <w:bCs/>
-        </w:rPr>
-        <w:t>7. Conclusion</w:t>
-      </w:r>
-    </w:p>
-    <w:p>
-      <w:pPr>
-        <w:rPr>
-          <w:lang w:val="en-NG"/>
-        </w:rPr>
-      </w:pPr>
-      <w:r>
-        <w:rPr>
-          <w:lang w:val="en-NG"/>
-        </w:rPr>
-        <w:t xml:space="preserve">This project demonstrates how information from a Wikipedia article can be transformed into a structured website. Using HTML, CSS, and JavaScript, a website was developed to present information about </w:t>
-      </w:r>
-      <w:r>
-        <w:rPr>
-          <w:b/>
-          <w:bCs/>
-          <w:lang w:val="en-NG"/>
-        </w:rPr>
-        <w:t>Scotland</w:t>
-      </w:r>
-      <w:r>
-        <w:rPr>
-          <w:lang w:val="en-NG"/>
-        </w:rPr>
-        <w:t xml:space="preserve"> in a clear and organised format.</w:t>
-      </w:r>
-    </w:p>
-    <w:p>
-      <w:pPr>
-        <w:rPr>
-          <w:lang w:val="en-NG"/>
-        </w:rPr>
-      </w:pPr>
-      <w:r>
-        <w:rPr>
-          <w:lang w:val="en-NG"/>
-        </w:rPr>
-        <w:t>The website includes multiple sections, a navigation menu, information boxes, and images that help organise the content and improve the user experience. These elements make the website easier to read and navigate.</w:t>
-      </w:r>
-    </w:p>
-    <w:p>
-      <w:pPr>
-        <w:rPr>
-          <w:lang w:val="en-NG"/>
-        </w:rPr>
-      </w:pPr>
-      <w:r>
-        <w:rPr>
-          <w:lang w:val="en-NG"/>
-        </w:rPr>
-        <w:t>Overall, the project demonstrates basic web development skills such as structured layout, consistent styling, and simple interactive features, while successfully presenting information about Scotland in a clear and modern way.</w:t>
-      </w:r>
-    </w:p>
-    <w:p>
-      <w:pPr>
-        <w:rPr>
-          <w:b/>
-          <w:bCs/>
-          <w:lang w:val="en-NG"/>
-        </w:rPr>
-      </w:pPr>
-      <w:r>
-        <w:rPr>
-          <w:b/>
-          <w:bCs/>
-          <w:lang w:val="en-NG"/>
-        </w:rPr>
-        <w:t>References</w:t>
-      </w:r>
-    </w:p>
-    <w:p>
-      <w:pPr>
-        <w:rPr>
-          <w:lang w:val="en-NG"/>
-        </w:rPr>
-      </w:pPr>
-      <w:proofErr w:type="spellStart"/>
-      <w:r>
-        <w:rPr>
-          <w:lang w:val="en-NG"/>
-        </w:rPr>
-        <w:t>Jquery</w:t>
-      </w:r>
-      <w:proofErr w:type="spellEnd"/>
-      <w:r>
-        <w:rPr>
-          <w:lang w:val="en-NG"/>
-        </w:rPr>
-        <w:t xml:space="preserve"> - </w:t>
-      </w:r>
-      <w:hyperlink r:id="rId6" w:history="1">
+        <w:t xml:space="preserve">Jquery - </w:t>
+      </w:r>
+      <w:hyperlink r:id="rId7" w:history="1">
         <w:r>
           <w:rPr>
             <w:rStyle w:val="Hyperlink"/>
-            <w:lang w:val="en-NG"/>
           </w:rPr>
           <w:t>https://code.jquery.com/jquery-3.7.1.min.js</w:t>
         </w:r>
       </w:hyperlink>
     </w:p>
     <w:p>
-      <w:pPr>
-        <w:rPr>
-          <w:lang w:val="en-NG"/>
-        </w:rPr>
-      </w:pPr>
-      <w:r>
-        <w:rPr>
-          <w:lang w:val="en-NG"/>
-        </w:rPr>
+      <w:r>
         <w:t xml:space="preserve">Pictures - </w:t>
       </w:r>
-      <w:hyperlink r:id="rId7" w:history="1">
+      <w:hyperlink r:id="rId8" w:history="1">
         <w:r>
           <w:rPr>
             <w:rStyle w:val="Hyperlink"/>
-            <w:lang w:val="en-NG"/>
           </w:rPr>
           <w:t>https://unsplash.com/</w:t>
         </w:r>
       </w:hyperlink>
-    </w:p>
-    <w:p>
-      <w:pPr>
-        <w:rPr>
-          <w:lang w:val="en-NG"/>
-        </w:rPr>
-      </w:pPr>
-      <w:r>
-        <w:rPr>
-          <w:lang w:val="en-NG"/>
-        </w:rPr>
-        <w:lastRenderedPageBreak/>
-        <w:t xml:space="preserve">Content of website – </w:t>
-      </w:r>
-      <w:hyperlink r:id="rId8" w:history="1">
+      <w:r>
+        <w:t xml:space="preserve"> and </w:t>
+      </w:r>
+      <w:hyperlink r:id="rId9" w:history="1">
         <w:r>
           <w:rPr>
             <w:rStyle w:val="Hyperlink"/>
-            <w:lang w:val="en-NG"/>
+          </w:rPr>
+          <w:t>https://icons8.com/icons/set/wikipedia</w:t>
+        </w:r>
+      </w:hyperlink>
+    </w:p>
+    <w:p>
+      <w:r>
+        <w:t xml:space="preserve">Content of website – </w:t>
+      </w:r>
+      <w:hyperlink r:id="rId10" w:history="1">
+        <w:r>
+          <w:rPr>
+            <w:rStyle w:val="Hyperlink"/>
           </w:rPr>
           <w:t>https://en.wikipedia.org/wiki/Scotland</w:t>
         </w:r>
       </w:hyperlink>
     </w:p>
-    <w:p>
-      <w:pPr>
-        <w:rPr>
-          <w:lang w:val="en-NG"/>
-        </w:rPr>
-      </w:pPr>
-    </w:p>
-    <w:p>
-      <w:pPr>
-        <w:rPr>
-          <w:lang w:val="en-NG"/>
-        </w:rPr>
-      </w:pPr>
-    </w:p>
-    <w:p>
-      <w:pPr>
-        <w:rPr>
-          <w:lang w:val="en-NG"/>
-        </w:rPr>
-      </w:pPr>
-    </w:p>
+    <w:p/>
+    <w:p/>
+    <w:p/>
     <w:p>
       <w:pPr>
         <w:rPr>
@@ -3889,6 +3347,7 @@
   <w:style w:type="character" w:default="1" w:styleId="DefaultParagraphFont">
     <w:name w:val="Default Paragraph Font"/>
     <w:uiPriority w:val="1"/>
+    <w:semiHidden/>
     <w:unhideWhenUsed/>
   </w:style>
   <w:style w:type="table" w:default="1" w:styleId="TableNormal">

--- a/Website Development Coursework Documentation.docx
+++ b/Website Development Coursework Documentation.docx
@@ -323,7 +323,19 @@
           <w:rPr>
             <w:rStyle w:val="Hyperlink"/>
           </w:rPr>
-          <w:t>https://anonymousprojr-ops.github.io/Final-Project-Work/</w:t>
+          <w:t>https://anonymousprojr-ops.gi</w:t>
+        </w:r>
+        <w:r>
+          <w:rPr>
+            <w:rStyle w:val="Hyperlink"/>
+          </w:rPr>
+          <w:t>t</w:t>
+        </w:r>
+        <w:r>
+          <w:rPr>
+            <w:rStyle w:val="Hyperlink"/>
+          </w:rPr>
+          <w:t>hub.io/Final-Project-Work/</w:t>
         </w:r>
       </w:hyperlink>
     </w:p>
@@ -366,13 +378,23 @@
           <w:numId w:val="8"/>
         </w:numPr>
       </w:pPr>
-      <w:r>
-        <w:rPr>
-          <w:b/>
-          <w:bCs/>
-        </w:rPr>
-        <w:t xml:space="preserve">Chavwuko-Okoro </w:t>
-      </w:r>
+      <w:proofErr w:type="spellStart"/>
+      <w:r>
+        <w:rPr>
+          <w:b/>
+          <w:bCs/>
+        </w:rPr>
+        <w:t>Chavwuko</w:t>
+      </w:r>
+      <w:proofErr w:type="spellEnd"/>
+      <w:r>
+        <w:rPr>
+          <w:b/>
+          <w:bCs/>
+        </w:rPr>
+        <w:t xml:space="preserve">-Okoro </w:t>
+      </w:r>
+      <w:proofErr w:type="spellStart"/>
       <w:r>
         <w:rPr>
           <w:b/>
@@ -380,6 +402,7 @@
         </w:rPr>
         <w:t>Oghenevwoke</w:t>
       </w:r>
+      <w:proofErr w:type="spellEnd"/>
       <w:r>
         <w:t xml:space="preserve">: </w:t>
       </w:r>
@@ -389,8 +412,21 @@
       <w:r>
         <w:t xml:space="preserve">orked on the </w:t>
       </w:r>
-      <w:r>
-        <w:t>javascript file. Made use of Jquery to make the animation and scroll effect better. Also helped with importing pictures from unsplash.com.</w:t>
+      <w:proofErr w:type="spellStart"/>
+      <w:r>
+        <w:t>javascript</w:t>
+      </w:r>
+      <w:proofErr w:type="spellEnd"/>
+      <w:r>
+        <w:t xml:space="preserve"> file. Made use of </w:t>
+      </w:r>
+      <w:proofErr w:type="spellStart"/>
+      <w:r>
+        <w:t>Jquery</w:t>
+      </w:r>
+      <w:proofErr w:type="spellEnd"/>
+      <w:r>
+        <w:t xml:space="preserve"> to make the animation and scroll effect better. Also helped with importing pictures from unsplash.com.</w:t>
       </w:r>
     </w:p>
     <w:p>
@@ -409,10 +445,27 @@
           <w:b/>
           <w:bCs/>
         </w:rPr>
-        <w:t>Fredericka Nketsia</w:t>
-      </w:r>
-      <w:r>
-        <w:t>: Worked on the css code.</w:t>
+        <w:t xml:space="preserve">Fredericka </w:t>
+      </w:r>
+      <w:proofErr w:type="spellStart"/>
+      <w:r>
+        <w:rPr>
+          <w:b/>
+          <w:bCs/>
+        </w:rPr>
+        <w:t>Nketsia</w:t>
+      </w:r>
+      <w:proofErr w:type="spellEnd"/>
+      <w:r>
+        <w:t xml:space="preserve">: Worked on the </w:t>
+      </w:r>
+      <w:proofErr w:type="spellStart"/>
+      <w:r>
+        <w:t>css</w:t>
+      </w:r>
+      <w:proofErr w:type="spellEnd"/>
+      <w:r>
+        <w:t xml:space="preserve"> code.</w:t>
       </w:r>
     </w:p>
     <w:p>
@@ -431,8 +484,17 @@
           <w:b/>
           <w:bCs/>
         </w:rPr>
-        <w:t>Passion Manyenga</w:t>
-      </w:r>
+        <w:t xml:space="preserve">Passion </w:t>
+      </w:r>
+      <w:proofErr w:type="spellStart"/>
+      <w:r>
+        <w:rPr>
+          <w:b/>
+          <w:bCs/>
+        </w:rPr>
+        <w:t>Manyenga</w:t>
+      </w:r>
+      <w:proofErr w:type="spellEnd"/>
       <w:r>
         <w:rPr>
           <w:b/>
@@ -441,7 +503,15 @@
         <w:t xml:space="preserve">: </w:t>
       </w:r>
       <w:r>
-        <w:t>Worked on the html code. Also inserted pictures from Unsplash to beautify the website.</w:t>
+        <w:t xml:space="preserve">Worked on the html code. Also inserted pictures from </w:t>
+      </w:r>
+      <w:proofErr w:type="spellStart"/>
+      <w:r>
+        <w:t>Unsplash</w:t>
+      </w:r>
+      <w:proofErr w:type="spellEnd"/>
+      <w:r>
+        <w:t xml:space="preserve"> to beautify the website.</w:t>
       </w:r>
     </w:p>
     <w:p>
@@ -510,7 +580,23 @@
           <w:b/>
           <w:bCs/>
         </w:rPr>
-        <w:t>(jquery)</w:t>
+        <w:t>(</w:t>
+      </w:r>
+      <w:proofErr w:type="spellStart"/>
+      <w:r>
+        <w:rPr>
+          <w:b/>
+          <w:bCs/>
+        </w:rPr>
+        <w:t>jquery</w:t>
+      </w:r>
+      <w:proofErr w:type="spellEnd"/>
+      <w:r>
+        <w:rPr>
+          <w:b/>
+          <w:bCs/>
+        </w:rPr>
+        <w:t>)</w:t>
       </w:r>
       <w:r>
         <w:t>. HTML structures the content, CSS designs the layout and theme, and JavaScript adds simple interactive features such as navigation and animations.</w:t>
@@ -1060,21 +1146,258 @@
       </w:r>
     </w:p>
     <w:p>
+      <w:pPr>
+        <w:pStyle w:val="ListParagraph"/>
+        <w:numPr>
+          <w:ilvl w:val="0"/>
+          <w:numId w:val="11"/>
+        </w:numPr>
+      </w:pPr>
       <w:r>
         <w:t>Navigation links lead to the correct pages</w:t>
       </w:r>
     </w:p>
     <w:p>
+      <w:pPr>
+        <w:pStyle w:val="ListParagraph"/>
+        <w:numPr>
+          <w:ilvl w:val="0"/>
+          <w:numId w:val="11"/>
+        </w:numPr>
+      </w:pPr>
       <w:r>
         <w:t>Images load correctly</w:t>
       </w:r>
     </w:p>
     <w:p>
-      <w:r>
-        <w:t>other stuff that worked</w:t>
+      <w:pPr>
+        <w:pStyle w:val="ListParagraph"/>
+        <w:numPr>
+          <w:ilvl w:val="0"/>
+          <w:numId w:val="11"/>
+        </w:numPr>
+      </w:pPr>
+      <w:r>
+        <w:t>Buttons perform the correct actions</w:t>
+      </w:r>
+    </w:p>
+    <w:p>
+      <w:pPr>
+        <w:pStyle w:val="ListParagraph"/>
+        <w:numPr>
+          <w:ilvl w:val="0"/>
+          <w:numId w:val="11"/>
+        </w:numPr>
+      </w:pPr>
+      <w:r>
+        <w:lastRenderedPageBreak/>
+        <w:t>All internal links work without errors</w:t>
+      </w:r>
+    </w:p>
+    <w:p>
+      <w:pPr>
+        <w:pStyle w:val="ListParagraph"/>
+        <w:numPr>
+          <w:ilvl w:val="0"/>
+          <w:numId w:val="11"/>
+        </w:numPr>
+      </w:pPr>
+      <w:r>
+        <w:t xml:space="preserve">No </w:t>
+      </w:r>
+      <w:r>
+        <w:rPr>
+          <w:b/>
+          <w:bCs/>
+        </w:rPr>
+        <w:t>404 errors</w:t>
+      </w:r>
+      <w:r>
+        <w:t xml:space="preserve"> when navigating pages</w:t>
       </w:r>
     </w:p>
     <w:p/>
+    <w:p>
+      <w:pPr>
+        <w:rPr>
+          <w:b/>
+          <w:bCs/>
+        </w:rPr>
+      </w:pPr>
+      <w:r>
+        <w:rPr>
+          <w:b/>
+          <w:bCs/>
+        </w:rPr>
+        <w:t>Responsiveness</w:t>
+      </w:r>
+    </w:p>
+    <w:p>
+      <w:pPr>
+        <w:pStyle w:val="ListParagraph"/>
+        <w:numPr>
+          <w:ilvl w:val="0"/>
+          <w:numId w:val="12"/>
+        </w:numPr>
+      </w:pPr>
+      <w:r>
+        <w:t>Tested on devices ranging from mobile to desktop</w:t>
+      </w:r>
+      <w:r>
+        <w:t>.</w:t>
+      </w:r>
+    </w:p>
+    <w:p>
+      <w:pPr>
+        <w:pStyle w:val="ListParagraph"/>
+        <w:numPr>
+          <w:ilvl w:val="0"/>
+          <w:numId w:val="12"/>
+        </w:numPr>
+      </w:pPr>
+      <w:r>
+        <w:t>Content adapts using CSS Flexbox and media queries</w:t>
+      </w:r>
+      <w:r>
+        <w:t>.</w:t>
+      </w:r>
+    </w:p>
+    <w:p>
+      <w:pPr>
+        <w:pStyle w:val="ListParagraph"/>
+        <w:numPr>
+          <w:ilvl w:val="0"/>
+          <w:numId w:val="12"/>
+        </w:numPr>
+      </w:pPr>
+      <w:r>
+        <w:t xml:space="preserve">Layout automatically adjusts to different </w:t>
+      </w:r>
+      <w:r>
+        <w:rPr>
+          <w:b/>
+          <w:bCs/>
+        </w:rPr>
+        <w:t>screen widths and resolutions</w:t>
+      </w:r>
+      <w:r>
+        <w:t>.</w:t>
+      </w:r>
+    </w:p>
+    <w:p>
+      <w:pPr>
+        <w:pStyle w:val="ListParagraph"/>
+        <w:numPr>
+          <w:ilvl w:val="0"/>
+          <w:numId w:val="12"/>
+        </w:numPr>
+      </w:pPr>
+      <w:r>
+        <w:t>Images scale properly without breaking the layout.</w:t>
+      </w:r>
+    </w:p>
+    <w:p>
+      <w:pPr>
+        <w:pStyle w:val="ListParagraph"/>
+        <w:numPr>
+          <w:ilvl w:val="0"/>
+          <w:numId w:val="12"/>
+        </w:numPr>
+      </w:pPr>
+      <w:r>
+        <w:t>Navigation menu remains accessible on smaller screens.</w:t>
+      </w:r>
+    </w:p>
+    <w:p>
+      <w:pPr>
+        <w:rPr>
+          <w:b/>
+          <w:bCs/>
+        </w:rPr>
+      </w:pPr>
+      <w:r>
+        <w:rPr>
+          <w:b/>
+          <w:bCs/>
+        </w:rPr>
+        <w:t>Cross-browser Compatibility</w:t>
+      </w:r>
+    </w:p>
+    <w:p>
+      <w:pPr>
+        <w:pStyle w:val="ListParagraph"/>
+        <w:numPr>
+          <w:ilvl w:val="0"/>
+          <w:numId w:val="13"/>
+        </w:numPr>
+      </w:pPr>
+      <w:r>
+        <w:t>Tested on Chrome, Firefox, Edge, and Safari</w:t>
+      </w:r>
+    </w:p>
+    <w:p>
+      <w:pPr>
+        <w:pStyle w:val="ListParagraph"/>
+        <w:numPr>
+          <w:ilvl w:val="0"/>
+          <w:numId w:val="13"/>
+        </w:numPr>
+      </w:pPr>
+      <w:r>
+        <w:t>Ensured no display issues or broken links</w:t>
+      </w:r>
+    </w:p>
+    <w:p>
+      <w:pPr>
+        <w:rPr>
+          <w:b/>
+          <w:bCs/>
+        </w:rPr>
+      </w:pPr>
+      <w:r>
+        <w:rPr>
+          <w:b/>
+          <w:bCs/>
+        </w:rPr>
+        <w:t>Validation</w:t>
+      </w:r>
+    </w:p>
+    <w:p>
+      <w:pPr>
+        <w:pStyle w:val="ListParagraph"/>
+        <w:numPr>
+          <w:ilvl w:val="0"/>
+          <w:numId w:val="14"/>
+        </w:numPr>
+      </w:pPr>
+      <w:r>
+        <w:t>HTML validated via W3C Markup Validator</w:t>
+      </w:r>
+    </w:p>
+    <w:p>
+      <w:pPr>
+        <w:pStyle w:val="ListParagraph"/>
+        <w:numPr>
+          <w:ilvl w:val="0"/>
+          <w:numId w:val="14"/>
+        </w:numPr>
+      </w:pPr>
+      <w:r>
+        <w:t>CSS validated via W3C CSS Validator</w:t>
+      </w:r>
+    </w:p>
+    <w:p>
+      <w:pPr>
+        <w:pStyle w:val="ListParagraph"/>
+        <w:numPr>
+          <w:ilvl w:val="0"/>
+          <w:numId w:val="14"/>
+        </w:numPr>
+      </w:pPr>
+      <w:r>
+        <w:t>No errors found in either HTML or CSS</w:t>
+      </w:r>
+    </w:p>
     <w:p/>
     <w:p>
       <w:pPr>
@@ -1088,103 +1411,40 @@
           <w:b/>
           <w:bCs/>
         </w:rPr>
-        <w:t>Responsiveness</w:t>
-      </w:r>
-    </w:p>
-    <w:p>
-      <w:r>
-        <w:t>Tested on devices ranging from mobile to  desktop</w:t>
-      </w:r>
-    </w:p>
-    <w:p>
-      <w:r>
-        <w:t>Content adapts using CSS Flexbox and media queries</w:t>
-      </w:r>
-    </w:p>
-    <w:p>
-      <w:pPr>
-        <w:rPr>
-          <w:b/>
-          <w:bCs/>
-        </w:rPr>
-      </w:pPr>
-      <w:r>
-        <w:rPr>
-          <w:b/>
-          <w:bCs/>
-        </w:rPr>
-        <w:t>Cross-browser Compatibility</w:t>
-      </w:r>
-    </w:p>
-    <w:p>
-      <w:r>
-        <w:t>Tested on Chrome, Firefox, Edge, and Safari</w:t>
-      </w:r>
-    </w:p>
-    <w:p>
-      <w:r>
-        <w:t>Ensured no display issues or broken links</w:t>
-      </w:r>
-    </w:p>
-    <w:p/>
-    <w:p>
-      <w:pPr>
-        <w:rPr>
-          <w:b/>
-          <w:bCs/>
-        </w:rPr>
-      </w:pPr>
-      <w:r>
-        <w:rPr>
-          <w:b/>
-          <w:bCs/>
-        </w:rPr>
-        <w:t>Validation</w:t>
-      </w:r>
-    </w:p>
-    <w:p>
-      <w:r>
-        <w:t>HTML validated via W3C Markup Validator</w:t>
-      </w:r>
-    </w:p>
-    <w:p>
-      <w:r>
-        <w:t>CSS validated via W3C CSS Validator</w:t>
-      </w:r>
-    </w:p>
-    <w:p>
-      <w:r>
-        <w:t>No errors found in either HTML or CSS</w:t>
-      </w:r>
-    </w:p>
-    <w:p/>
-    <w:p>
-      <w:pPr>
-        <w:rPr>
-          <w:b/>
-          <w:bCs/>
-        </w:rPr>
-      </w:pPr>
-      <w:r>
-        <w:rPr>
-          <w:b/>
-          <w:bCs/>
-        </w:rPr>
         <w:t>GitHub Versioning</w:t>
       </w:r>
     </w:p>
     <w:p>
+      <w:pPr>
+        <w:pStyle w:val="ListParagraph"/>
+        <w:numPr>
+          <w:ilvl w:val="0"/>
+          <w:numId w:val="15"/>
+        </w:numPr>
+      </w:pPr>
       <w:r>
         <w:t>All commits are atomic and descriptive</w:t>
       </w:r>
     </w:p>
     <w:p>
+      <w:pPr>
+        <w:pStyle w:val="ListParagraph"/>
+        <w:numPr>
+          <w:ilvl w:val="0"/>
+          <w:numId w:val="15"/>
+        </w:numPr>
+      </w:pPr>
       <w:r>
         <w:t>Development branch used, merged into master</w:t>
       </w:r>
     </w:p>
     <w:p>
       <w:pPr>
+        <w:pStyle w:val="ListParagraph"/>
+        <w:numPr>
+          <w:ilvl w:val="0"/>
+          <w:numId w:val="15"/>
+        </w:numPr>
         <w:rPr>
           <w:b/>
           <w:bCs/>
@@ -1201,14 +1461,6 @@
           <w:bCs/>
         </w:rPr>
       </w:pPr>
-    </w:p>
-    <w:p>
-      <w:pPr>
-        <w:rPr>
-          <w:b/>
-          <w:bCs/>
-        </w:rPr>
-      </w:pPr>
       <w:r>
         <w:rPr>
           <w:b/>
@@ -1258,9 +1510,13 @@
       </w:r>
     </w:p>
     <w:p>
-      <w:r>
-        <w:lastRenderedPageBreak/>
-        <w:t xml:space="preserve">Jquery - </w:t>
+      <w:proofErr w:type="spellStart"/>
+      <w:r>
+        <w:t>Jquery</w:t>
+      </w:r>
+      <w:proofErr w:type="spellEnd"/>
+      <w:r>
+        <w:t xml:space="preserve"> - </w:t>
       </w:r>
       <w:hyperlink r:id="rId7" w:history="1">
         <w:r>
@@ -1273,6 +1529,7 @@
     </w:p>
     <w:p>
       <w:r>
+        <w:lastRenderedPageBreak/>
         <w:t xml:space="preserve">Pictures - </w:t>
       </w:r>
       <w:hyperlink r:id="rId8" w:history="1">
@@ -1592,6 +1849,119 @@
     </w:lvl>
   </w:abstractNum>
   <w:abstractNum w:abstractNumId="2" w15:restartNumberingAfterBreak="0">
+    <w:nsid w:val="1EB95BB3"/>
+    <w:multiLevelType w:val="hybridMultilevel"/>
+    <w:tmpl w:val="5636BDA2"/>
+    <w:lvl w:ilvl="0" w:tplc="20000001">
+      <w:start w:val="1"/>
+      <w:numFmt w:val="bullet"/>
+      <w:lvlText w:val=""/>
+      <w:lvlJc w:val="left"/>
+      <w:pPr>
+        <w:ind w:left="720" w:hanging="360"/>
+      </w:pPr>
+      <w:rPr>
+        <w:rFonts w:ascii="Symbol" w:hAnsi="Symbol" w:hint="default"/>
+      </w:rPr>
+    </w:lvl>
+    <w:lvl w:ilvl="1" w:tplc="20000003" w:tentative="1">
+      <w:start w:val="1"/>
+      <w:numFmt w:val="bullet"/>
+      <w:lvlText w:val="o"/>
+      <w:lvlJc w:val="left"/>
+      <w:pPr>
+        <w:ind w:left="1440" w:hanging="360"/>
+      </w:pPr>
+      <w:rPr>
+        <w:rFonts w:ascii="Courier New" w:hAnsi="Courier New" w:cs="Courier New" w:hint="default"/>
+      </w:rPr>
+    </w:lvl>
+    <w:lvl w:ilvl="2" w:tplc="20000005" w:tentative="1">
+      <w:start w:val="1"/>
+      <w:numFmt w:val="bullet"/>
+      <w:lvlText w:val=""/>
+      <w:lvlJc w:val="left"/>
+      <w:pPr>
+        <w:ind w:left="2160" w:hanging="360"/>
+      </w:pPr>
+      <w:rPr>
+        <w:rFonts w:ascii="Wingdings" w:hAnsi="Wingdings" w:hint="default"/>
+      </w:rPr>
+    </w:lvl>
+    <w:lvl w:ilvl="3" w:tplc="20000001" w:tentative="1">
+      <w:start w:val="1"/>
+      <w:numFmt w:val="bullet"/>
+      <w:lvlText w:val=""/>
+      <w:lvlJc w:val="left"/>
+      <w:pPr>
+        <w:ind w:left="2880" w:hanging="360"/>
+      </w:pPr>
+      <w:rPr>
+        <w:rFonts w:ascii="Symbol" w:hAnsi="Symbol" w:hint="default"/>
+      </w:rPr>
+    </w:lvl>
+    <w:lvl w:ilvl="4" w:tplc="20000003" w:tentative="1">
+      <w:start w:val="1"/>
+      <w:numFmt w:val="bullet"/>
+      <w:lvlText w:val="o"/>
+      <w:lvlJc w:val="left"/>
+      <w:pPr>
+        <w:ind w:left="3600" w:hanging="360"/>
+      </w:pPr>
+      <w:rPr>
+        <w:rFonts w:ascii="Courier New" w:hAnsi="Courier New" w:cs="Courier New" w:hint="default"/>
+      </w:rPr>
+    </w:lvl>
+    <w:lvl w:ilvl="5" w:tplc="20000005" w:tentative="1">
+      <w:start w:val="1"/>
+      <w:numFmt w:val="bullet"/>
+      <w:lvlText w:val=""/>
+      <w:lvlJc w:val="left"/>
+      <w:pPr>
+        <w:ind w:left="4320" w:hanging="360"/>
+      </w:pPr>
+      <w:rPr>
+        <w:rFonts w:ascii="Wingdings" w:hAnsi="Wingdings" w:hint="default"/>
+      </w:rPr>
+    </w:lvl>
+    <w:lvl w:ilvl="6" w:tplc="20000001" w:tentative="1">
+      <w:start w:val="1"/>
+      <w:numFmt w:val="bullet"/>
+      <w:lvlText w:val=""/>
+      <w:lvlJc w:val="left"/>
+      <w:pPr>
+        <w:ind w:left="5040" w:hanging="360"/>
+      </w:pPr>
+      <w:rPr>
+        <w:rFonts w:ascii="Symbol" w:hAnsi="Symbol" w:hint="default"/>
+      </w:rPr>
+    </w:lvl>
+    <w:lvl w:ilvl="7" w:tplc="20000003" w:tentative="1">
+      <w:start w:val="1"/>
+      <w:numFmt w:val="bullet"/>
+      <w:lvlText w:val="o"/>
+      <w:lvlJc w:val="left"/>
+      <w:pPr>
+        <w:ind w:left="5760" w:hanging="360"/>
+      </w:pPr>
+      <w:rPr>
+        <w:rFonts w:ascii="Courier New" w:hAnsi="Courier New" w:cs="Courier New" w:hint="default"/>
+      </w:rPr>
+    </w:lvl>
+    <w:lvl w:ilvl="8" w:tplc="20000005" w:tentative="1">
+      <w:start w:val="1"/>
+      <w:numFmt w:val="bullet"/>
+      <w:lvlText w:val=""/>
+      <w:lvlJc w:val="left"/>
+      <w:pPr>
+        <w:ind w:left="6480" w:hanging="360"/>
+      </w:pPr>
+      <w:rPr>
+        <w:rFonts w:ascii="Wingdings" w:hAnsi="Wingdings" w:hint="default"/>
+      </w:rPr>
+    </w:lvl>
+  </w:abstractNum>
+  <w:abstractNum w:abstractNumId="3" w15:restartNumberingAfterBreak="0">
     <w:nsid w:val="209E068A"/>
     <w:multiLevelType w:val="multilevel"/>
     <w:tmpl w:val="2A707DBE"/>
@@ -1740,7 +2110,233 @@
       </w:rPr>
     </w:lvl>
   </w:abstractNum>
-  <w:abstractNum w:abstractNumId="3" w15:restartNumberingAfterBreak="0">
+  <w:abstractNum w:abstractNumId="4" w15:restartNumberingAfterBreak="0">
+    <w:nsid w:val="2FC95FC1"/>
+    <w:multiLevelType w:val="hybridMultilevel"/>
+    <w:tmpl w:val="38800B62"/>
+    <w:lvl w:ilvl="0" w:tplc="20000001">
+      <w:start w:val="1"/>
+      <w:numFmt w:val="bullet"/>
+      <w:lvlText w:val=""/>
+      <w:lvlJc w:val="left"/>
+      <w:pPr>
+        <w:ind w:left="720" w:hanging="360"/>
+      </w:pPr>
+      <w:rPr>
+        <w:rFonts w:ascii="Symbol" w:hAnsi="Symbol" w:hint="default"/>
+      </w:rPr>
+    </w:lvl>
+    <w:lvl w:ilvl="1" w:tplc="20000003" w:tentative="1">
+      <w:start w:val="1"/>
+      <w:numFmt w:val="bullet"/>
+      <w:lvlText w:val="o"/>
+      <w:lvlJc w:val="left"/>
+      <w:pPr>
+        <w:ind w:left="1440" w:hanging="360"/>
+      </w:pPr>
+      <w:rPr>
+        <w:rFonts w:ascii="Courier New" w:hAnsi="Courier New" w:cs="Courier New" w:hint="default"/>
+      </w:rPr>
+    </w:lvl>
+    <w:lvl w:ilvl="2" w:tplc="20000005" w:tentative="1">
+      <w:start w:val="1"/>
+      <w:numFmt w:val="bullet"/>
+      <w:lvlText w:val=""/>
+      <w:lvlJc w:val="left"/>
+      <w:pPr>
+        <w:ind w:left="2160" w:hanging="360"/>
+      </w:pPr>
+      <w:rPr>
+        <w:rFonts w:ascii="Wingdings" w:hAnsi="Wingdings" w:hint="default"/>
+      </w:rPr>
+    </w:lvl>
+    <w:lvl w:ilvl="3" w:tplc="20000001" w:tentative="1">
+      <w:start w:val="1"/>
+      <w:numFmt w:val="bullet"/>
+      <w:lvlText w:val=""/>
+      <w:lvlJc w:val="left"/>
+      <w:pPr>
+        <w:ind w:left="2880" w:hanging="360"/>
+      </w:pPr>
+      <w:rPr>
+        <w:rFonts w:ascii="Symbol" w:hAnsi="Symbol" w:hint="default"/>
+      </w:rPr>
+    </w:lvl>
+    <w:lvl w:ilvl="4" w:tplc="20000003" w:tentative="1">
+      <w:start w:val="1"/>
+      <w:numFmt w:val="bullet"/>
+      <w:lvlText w:val="o"/>
+      <w:lvlJc w:val="left"/>
+      <w:pPr>
+        <w:ind w:left="3600" w:hanging="360"/>
+      </w:pPr>
+      <w:rPr>
+        <w:rFonts w:ascii="Courier New" w:hAnsi="Courier New" w:cs="Courier New" w:hint="default"/>
+      </w:rPr>
+    </w:lvl>
+    <w:lvl w:ilvl="5" w:tplc="20000005" w:tentative="1">
+      <w:start w:val="1"/>
+      <w:numFmt w:val="bullet"/>
+      <w:lvlText w:val=""/>
+      <w:lvlJc w:val="left"/>
+      <w:pPr>
+        <w:ind w:left="4320" w:hanging="360"/>
+      </w:pPr>
+      <w:rPr>
+        <w:rFonts w:ascii="Wingdings" w:hAnsi="Wingdings" w:hint="default"/>
+      </w:rPr>
+    </w:lvl>
+    <w:lvl w:ilvl="6" w:tplc="20000001" w:tentative="1">
+      <w:start w:val="1"/>
+      <w:numFmt w:val="bullet"/>
+      <w:lvlText w:val=""/>
+      <w:lvlJc w:val="left"/>
+      <w:pPr>
+        <w:ind w:left="5040" w:hanging="360"/>
+      </w:pPr>
+      <w:rPr>
+        <w:rFonts w:ascii="Symbol" w:hAnsi="Symbol" w:hint="default"/>
+      </w:rPr>
+    </w:lvl>
+    <w:lvl w:ilvl="7" w:tplc="20000003" w:tentative="1">
+      <w:start w:val="1"/>
+      <w:numFmt w:val="bullet"/>
+      <w:lvlText w:val="o"/>
+      <w:lvlJc w:val="left"/>
+      <w:pPr>
+        <w:ind w:left="5760" w:hanging="360"/>
+      </w:pPr>
+      <w:rPr>
+        <w:rFonts w:ascii="Courier New" w:hAnsi="Courier New" w:cs="Courier New" w:hint="default"/>
+      </w:rPr>
+    </w:lvl>
+    <w:lvl w:ilvl="8" w:tplc="20000005" w:tentative="1">
+      <w:start w:val="1"/>
+      <w:numFmt w:val="bullet"/>
+      <w:lvlText w:val=""/>
+      <w:lvlJc w:val="left"/>
+      <w:pPr>
+        <w:ind w:left="6480" w:hanging="360"/>
+      </w:pPr>
+      <w:rPr>
+        <w:rFonts w:ascii="Wingdings" w:hAnsi="Wingdings" w:hint="default"/>
+      </w:rPr>
+    </w:lvl>
+  </w:abstractNum>
+  <w:abstractNum w:abstractNumId="5" w15:restartNumberingAfterBreak="0">
+    <w:nsid w:val="328F5C18"/>
+    <w:multiLevelType w:val="hybridMultilevel"/>
+    <w:tmpl w:val="659462F2"/>
+    <w:lvl w:ilvl="0" w:tplc="20000001">
+      <w:start w:val="1"/>
+      <w:numFmt w:val="bullet"/>
+      <w:lvlText w:val=""/>
+      <w:lvlJc w:val="left"/>
+      <w:pPr>
+        <w:ind w:left="720" w:hanging="360"/>
+      </w:pPr>
+      <w:rPr>
+        <w:rFonts w:ascii="Symbol" w:hAnsi="Symbol" w:hint="default"/>
+      </w:rPr>
+    </w:lvl>
+    <w:lvl w:ilvl="1" w:tplc="20000003" w:tentative="1">
+      <w:start w:val="1"/>
+      <w:numFmt w:val="bullet"/>
+      <w:lvlText w:val="o"/>
+      <w:lvlJc w:val="left"/>
+      <w:pPr>
+        <w:ind w:left="1440" w:hanging="360"/>
+      </w:pPr>
+      <w:rPr>
+        <w:rFonts w:ascii="Courier New" w:hAnsi="Courier New" w:cs="Courier New" w:hint="default"/>
+      </w:rPr>
+    </w:lvl>
+    <w:lvl w:ilvl="2" w:tplc="20000005" w:tentative="1">
+      <w:start w:val="1"/>
+      <w:numFmt w:val="bullet"/>
+      <w:lvlText w:val=""/>
+      <w:lvlJc w:val="left"/>
+      <w:pPr>
+        <w:ind w:left="2160" w:hanging="360"/>
+      </w:pPr>
+      <w:rPr>
+        <w:rFonts w:ascii="Wingdings" w:hAnsi="Wingdings" w:hint="default"/>
+      </w:rPr>
+    </w:lvl>
+    <w:lvl w:ilvl="3" w:tplc="20000001" w:tentative="1">
+      <w:start w:val="1"/>
+      <w:numFmt w:val="bullet"/>
+      <w:lvlText w:val=""/>
+      <w:lvlJc w:val="left"/>
+      <w:pPr>
+        <w:ind w:left="2880" w:hanging="360"/>
+      </w:pPr>
+      <w:rPr>
+        <w:rFonts w:ascii="Symbol" w:hAnsi="Symbol" w:hint="default"/>
+      </w:rPr>
+    </w:lvl>
+    <w:lvl w:ilvl="4" w:tplc="20000003" w:tentative="1">
+      <w:start w:val="1"/>
+      <w:numFmt w:val="bullet"/>
+      <w:lvlText w:val="o"/>
+      <w:lvlJc w:val="left"/>
+      <w:pPr>
+        <w:ind w:left="3600" w:hanging="360"/>
+      </w:pPr>
+      <w:rPr>
+        <w:rFonts w:ascii="Courier New" w:hAnsi="Courier New" w:cs="Courier New" w:hint="default"/>
+      </w:rPr>
+    </w:lvl>
+    <w:lvl w:ilvl="5" w:tplc="20000005" w:tentative="1">
+      <w:start w:val="1"/>
+      <w:numFmt w:val="bullet"/>
+      <w:lvlText w:val=""/>
+      <w:lvlJc w:val="left"/>
+      <w:pPr>
+        <w:ind w:left="4320" w:hanging="360"/>
+      </w:pPr>
+      <w:rPr>
+        <w:rFonts w:ascii="Wingdings" w:hAnsi="Wingdings" w:hint="default"/>
+      </w:rPr>
+    </w:lvl>
+    <w:lvl w:ilvl="6" w:tplc="20000001" w:tentative="1">
+      <w:start w:val="1"/>
+      <w:numFmt w:val="bullet"/>
+      <w:lvlText w:val=""/>
+      <w:lvlJc w:val="left"/>
+      <w:pPr>
+        <w:ind w:left="5040" w:hanging="360"/>
+      </w:pPr>
+      <w:rPr>
+        <w:rFonts w:ascii="Symbol" w:hAnsi="Symbol" w:hint="default"/>
+      </w:rPr>
+    </w:lvl>
+    <w:lvl w:ilvl="7" w:tplc="20000003" w:tentative="1">
+      <w:start w:val="1"/>
+      <w:numFmt w:val="bullet"/>
+      <w:lvlText w:val="o"/>
+      <w:lvlJc w:val="left"/>
+      <w:pPr>
+        <w:ind w:left="5760" w:hanging="360"/>
+      </w:pPr>
+      <w:rPr>
+        <w:rFonts w:ascii="Courier New" w:hAnsi="Courier New" w:cs="Courier New" w:hint="default"/>
+      </w:rPr>
+    </w:lvl>
+    <w:lvl w:ilvl="8" w:tplc="20000005" w:tentative="1">
+      <w:start w:val="1"/>
+      <w:numFmt w:val="bullet"/>
+      <w:lvlText w:val=""/>
+      <w:lvlJc w:val="left"/>
+      <w:pPr>
+        <w:ind w:left="6480" w:hanging="360"/>
+      </w:pPr>
+      <w:rPr>
+        <w:rFonts w:ascii="Wingdings" w:hAnsi="Wingdings" w:hint="default"/>
+      </w:rPr>
+    </w:lvl>
+  </w:abstractNum>
+  <w:abstractNum w:abstractNumId="6" w15:restartNumberingAfterBreak="0">
     <w:nsid w:val="347F3C95"/>
     <w:multiLevelType w:val="multilevel"/>
     <w:tmpl w:val="B652EDFA"/>
@@ -1889,7 +2485,120 @@
       </w:rPr>
     </w:lvl>
   </w:abstractNum>
-  <w:abstractNum w:abstractNumId="4" w15:restartNumberingAfterBreak="0">
+  <w:abstractNum w:abstractNumId="7" w15:restartNumberingAfterBreak="0">
+    <w:nsid w:val="37922BB3"/>
+    <w:multiLevelType w:val="hybridMultilevel"/>
+    <w:tmpl w:val="EA9C2560"/>
+    <w:lvl w:ilvl="0" w:tplc="20000001">
+      <w:start w:val="1"/>
+      <w:numFmt w:val="bullet"/>
+      <w:lvlText w:val=""/>
+      <w:lvlJc w:val="left"/>
+      <w:pPr>
+        <w:ind w:left="720" w:hanging="360"/>
+      </w:pPr>
+      <w:rPr>
+        <w:rFonts w:ascii="Symbol" w:hAnsi="Symbol" w:hint="default"/>
+      </w:rPr>
+    </w:lvl>
+    <w:lvl w:ilvl="1" w:tplc="20000003" w:tentative="1">
+      <w:start w:val="1"/>
+      <w:numFmt w:val="bullet"/>
+      <w:lvlText w:val="o"/>
+      <w:lvlJc w:val="left"/>
+      <w:pPr>
+        <w:ind w:left="1440" w:hanging="360"/>
+      </w:pPr>
+      <w:rPr>
+        <w:rFonts w:ascii="Courier New" w:hAnsi="Courier New" w:cs="Courier New" w:hint="default"/>
+      </w:rPr>
+    </w:lvl>
+    <w:lvl w:ilvl="2" w:tplc="20000005" w:tentative="1">
+      <w:start w:val="1"/>
+      <w:numFmt w:val="bullet"/>
+      <w:lvlText w:val=""/>
+      <w:lvlJc w:val="left"/>
+      <w:pPr>
+        <w:ind w:left="2160" w:hanging="360"/>
+      </w:pPr>
+      <w:rPr>
+        <w:rFonts w:ascii="Wingdings" w:hAnsi="Wingdings" w:hint="default"/>
+      </w:rPr>
+    </w:lvl>
+    <w:lvl w:ilvl="3" w:tplc="20000001" w:tentative="1">
+      <w:start w:val="1"/>
+      <w:numFmt w:val="bullet"/>
+      <w:lvlText w:val=""/>
+      <w:lvlJc w:val="left"/>
+      <w:pPr>
+        <w:ind w:left="2880" w:hanging="360"/>
+      </w:pPr>
+      <w:rPr>
+        <w:rFonts w:ascii="Symbol" w:hAnsi="Symbol" w:hint="default"/>
+      </w:rPr>
+    </w:lvl>
+    <w:lvl w:ilvl="4" w:tplc="20000003" w:tentative="1">
+      <w:start w:val="1"/>
+      <w:numFmt w:val="bullet"/>
+      <w:lvlText w:val="o"/>
+      <w:lvlJc w:val="left"/>
+      <w:pPr>
+        <w:ind w:left="3600" w:hanging="360"/>
+      </w:pPr>
+      <w:rPr>
+        <w:rFonts w:ascii="Courier New" w:hAnsi="Courier New" w:cs="Courier New" w:hint="default"/>
+      </w:rPr>
+    </w:lvl>
+    <w:lvl w:ilvl="5" w:tplc="20000005" w:tentative="1">
+      <w:start w:val="1"/>
+      <w:numFmt w:val="bullet"/>
+      <w:lvlText w:val=""/>
+      <w:lvlJc w:val="left"/>
+      <w:pPr>
+        <w:ind w:left="4320" w:hanging="360"/>
+      </w:pPr>
+      <w:rPr>
+        <w:rFonts w:ascii="Wingdings" w:hAnsi="Wingdings" w:hint="default"/>
+      </w:rPr>
+    </w:lvl>
+    <w:lvl w:ilvl="6" w:tplc="20000001" w:tentative="1">
+      <w:start w:val="1"/>
+      <w:numFmt w:val="bullet"/>
+      <w:lvlText w:val=""/>
+      <w:lvlJc w:val="left"/>
+      <w:pPr>
+        <w:ind w:left="5040" w:hanging="360"/>
+      </w:pPr>
+      <w:rPr>
+        <w:rFonts w:ascii="Symbol" w:hAnsi="Symbol" w:hint="default"/>
+      </w:rPr>
+    </w:lvl>
+    <w:lvl w:ilvl="7" w:tplc="20000003" w:tentative="1">
+      <w:start w:val="1"/>
+      <w:numFmt w:val="bullet"/>
+      <w:lvlText w:val="o"/>
+      <w:lvlJc w:val="left"/>
+      <w:pPr>
+        <w:ind w:left="5760" w:hanging="360"/>
+      </w:pPr>
+      <w:rPr>
+        <w:rFonts w:ascii="Courier New" w:hAnsi="Courier New" w:cs="Courier New" w:hint="default"/>
+      </w:rPr>
+    </w:lvl>
+    <w:lvl w:ilvl="8" w:tplc="20000005" w:tentative="1">
+      <w:start w:val="1"/>
+      <w:numFmt w:val="bullet"/>
+      <w:lvlText w:val=""/>
+      <w:lvlJc w:val="left"/>
+      <w:pPr>
+        <w:ind w:left="6480" w:hanging="360"/>
+      </w:pPr>
+      <w:rPr>
+        <w:rFonts w:ascii="Wingdings" w:hAnsi="Wingdings" w:hint="default"/>
+      </w:rPr>
+    </w:lvl>
+  </w:abstractNum>
+  <w:abstractNum w:abstractNumId="8" w15:restartNumberingAfterBreak="0">
     <w:nsid w:val="39105700"/>
     <w:multiLevelType w:val="hybridMultilevel"/>
     <w:tmpl w:val="B1F47754"/>
@@ -2002,7 +2711,120 @@
       </w:rPr>
     </w:lvl>
   </w:abstractNum>
-  <w:abstractNum w:abstractNumId="5" w15:restartNumberingAfterBreak="0">
+  <w:abstractNum w:abstractNumId="9" w15:restartNumberingAfterBreak="0">
+    <w:nsid w:val="472466AA"/>
+    <w:multiLevelType w:val="hybridMultilevel"/>
+    <w:tmpl w:val="69DEEE22"/>
+    <w:lvl w:ilvl="0" w:tplc="20000001">
+      <w:start w:val="1"/>
+      <w:numFmt w:val="bullet"/>
+      <w:lvlText w:val=""/>
+      <w:lvlJc w:val="left"/>
+      <w:pPr>
+        <w:ind w:left="720" w:hanging="360"/>
+      </w:pPr>
+      <w:rPr>
+        <w:rFonts w:ascii="Symbol" w:hAnsi="Symbol" w:hint="default"/>
+      </w:rPr>
+    </w:lvl>
+    <w:lvl w:ilvl="1" w:tplc="20000003" w:tentative="1">
+      <w:start w:val="1"/>
+      <w:numFmt w:val="bullet"/>
+      <w:lvlText w:val="o"/>
+      <w:lvlJc w:val="left"/>
+      <w:pPr>
+        <w:ind w:left="1440" w:hanging="360"/>
+      </w:pPr>
+      <w:rPr>
+        <w:rFonts w:ascii="Courier New" w:hAnsi="Courier New" w:cs="Courier New" w:hint="default"/>
+      </w:rPr>
+    </w:lvl>
+    <w:lvl w:ilvl="2" w:tplc="20000005" w:tentative="1">
+      <w:start w:val="1"/>
+      <w:numFmt w:val="bullet"/>
+      <w:lvlText w:val=""/>
+      <w:lvlJc w:val="left"/>
+      <w:pPr>
+        <w:ind w:left="2160" w:hanging="360"/>
+      </w:pPr>
+      <w:rPr>
+        <w:rFonts w:ascii="Wingdings" w:hAnsi="Wingdings" w:hint="default"/>
+      </w:rPr>
+    </w:lvl>
+    <w:lvl w:ilvl="3" w:tplc="20000001" w:tentative="1">
+      <w:start w:val="1"/>
+      <w:numFmt w:val="bullet"/>
+      <w:lvlText w:val=""/>
+      <w:lvlJc w:val="left"/>
+      <w:pPr>
+        <w:ind w:left="2880" w:hanging="360"/>
+      </w:pPr>
+      <w:rPr>
+        <w:rFonts w:ascii="Symbol" w:hAnsi="Symbol" w:hint="default"/>
+      </w:rPr>
+    </w:lvl>
+    <w:lvl w:ilvl="4" w:tplc="20000003" w:tentative="1">
+      <w:start w:val="1"/>
+      <w:numFmt w:val="bullet"/>
+      <w:lvlText w:val="o"/>
+      <w:lvlJc w:val="left"/>
+      <w:pPr>
+        <w:ind w:left="3600" w:hanging="360"/>
+      </w:pPr>
+      <w:rPr>
+        <w:rFonts w:ascii="Courier New" w:hAnsi="Courier New" w:cs="Courier New" w:hint="default"/>
+      </w:rPr>
+    </w:lvl>
+    <w:lvl w:ilvl="5" w:tplc="20000005" w:tentative="1">
+      <w:start w:val="1"/>
+      <w:numFmt w:val="bullet"/>
+      <w:lvlText w:val=""/>
+      <w:lvlJc w:val="left"/>
+      <w:pPr>
+        <w:ind w:left="4320" w:hanging="360"/>
+      </w:pPr>
+      <w:rPr>
+        <w:rFonts w:ascii="Wingdings" w:hAnsi="Wingdings" w:hint="default"/>
+      </w:rPr>
+    </w:lvl>
+    <w:lvl w:ilvl="6" w:tplc="20000001" w:tentative="1">
+      <w:start w:val="1"/>
+      <w:numFmt w:val="bullet"/>
+      <w:lvlText w:val=""/>
+      <w:lvlJc w:val="left"/>
+      <w:pPr>
+        <w:ind w:left="5040" w:hanging="360"/>
+      </w:pPr>
+      <w:rPr>
+        <w:rFonts w:ascii="Symbol" w:hAnsi="Symbol" w:hint="default"/>
+      </w:rPr>
+    </w:lvl>
+    <w:lvl w:ilvl="7" w:tplc="20000003" w:tentative="1">
+      <w:start w:val="1"/>
+      <w:numFmt w:val="bullet"/>
+      <w:lvlText w:val="o"/>
+      <w:lvlJc w:val="left"/>
+      <w:pPr>
+        <w:ind w:left="5760" w:hanging="360"/>
+      </w:pPr>
+      <w:rPr>
+        <w:rFonts w:ascii="Courier New" w:hAnsi="Courier New" w:cs="Courier New" w:hint="default"/>
+      </w:rPr>
+    </w:lvl>
+    <w:lvl w:ilvl="8" w:tplc="20000005" w:tentative="1">
+      <w:start w:val="1"/>
+      <w:numFmt w:val="bullet"/>
+      <w:lvlText w:val=""/>
+      <w:lvlJc w:val="left"/>
+      <w:pPr>
+        <w:ind w:left="6480" w:hanging="360"/>
+      </w:pPr>
+      <w:rPr>
+        <w:rFonts w:ascii="Wingdings" w:hAnsi="Wingdings" w:hint="default"/>
+      </w:rPr>
+    </w:lvl>
+  </w:abstractNum>
+  <w:abstractNum w:abstractNumId="10" w15:restartNumberingAfterBreak="0">
     <w:nsid w:val="518E6BAD"/>
     <w:multiLevelType w:val="multilevel"/>
     <w:tmpl w:val="3ED49DF0"/>
@@ -2151,7 +2973,7 @@
       </w:rPr>
     </w:lvl>
   </w:abstractNum>
-  <w:abstractNum w:abstractNumId="6" w15:restartNumberingAfterBreak="0">
+  <w:abstractNum w:abstractNumId="11" w15:restartNumberingAfterBreak="0">
     <w:nsid w:val="5587561B"/>
     <w:multiLevelType w:val="multilevel"/>
     <w:tmpl w:val="2CC28E12"/>
@@ -2300,7 +3122,7 @@
       </w:rPr>
     </w:lvl>
   </w:abstractNum>
-  <w:abstractNum w:abstractNumId="7" w15:restartNumberingAfterBreak="0">
+  <w:abstractNum w:abstractNumId="12" w15:restartNumberingAfterBreak="0">
     <w:nsid w:val="69757986"/>
     <w:multiLevelType w:val="hybridMultilevel"/>
     <w:tmpl w:val="8BC6C258"/>
@@ -2413,7 +3235,7 @@
       </w:rPr>
     </w:lvl>
   </w:abstractNum>
-  <w:abstractNum w:abstractNumId="8" w15:restartNumberingAfterBreak="0">
+  <w:abstractNum w:abstractNumId="13" w15:restartNumberingAfterBreak="0">
     <w:nsid w:val="6A4E0690"/>
     <w:multiLevelType w:val="multilevel"/>
     <w:tmpl w:val="06F4FEAE"/>
@@ -2562,7 +3384,7 @@
       </w:rPr>
     </w:lvl>
   </w:abstractNum>
-  <w:abstractNum w:abstractNumId="9" w15:restartNumberingAfterBreak="0">
+  <w:abstractNum w:abstractNumId="14" w15:restartNumberingAfterBreak="0">
     <w:nsid w:val="7C226BBE"/>
     <w:multiLevelType w:val="multilevel"/>
     <w:tmpl w:val="488EC608"/>
@@ -2712,34 +3534,49 @@
     </w:lvl>
   </w:abstractNum>
   <w:num w:numId="1" w16cid:durableId="86273563">
-    <w:abstractNumId w:val="8"/>
+    <w:abstractNumId w:val="13"/>
   </w:num>
   <w:num w:numId="2" w16cid:durableId="293142714">
-    <w:abstractNumId w:val="3"/>
+    <w:abstractNumId w:val="6"/>
   </w:num>
   <w:num w:numId="3" w16cid:durableId="1533303216">
-    <w:abstractNumId w:val="9"/>
+    <w:abstractNumId w:val="14"/>
   </w:num>
   <w:num w:numId="4" w16cid:durableId="1467353914">
     <w:abstractNumId w:val="0"/>
   </w:num>
   <w:num w:numId="5" w16cid:durableId="1958027983">
-    <w:abstractNumId w:val="6"/>
+    <w:abstractNumId w:val="11"/>
   </w:num>
   <w:num w:numId="6" w16cid:durableId="886842495">
-    <w:abstractNumId w:val="2"/>
+    <w:abstractNumId w:val="3"/>
   </w:num>
   <w:num w:numId="7" w16cid:durableId="349913598">
     <w:abstractNumId w:val="1"/>
   </w:num>
   <w:num w:numId="8" w16cid:durableId="1349792826">
+    <w:abstractNumId w:val="10"/>
+  </w:num>
+  <w:num w:numId="9" w16cid:durableId="1521235863">
+    <w:abstractNumId w:val="12"/>
+  </w:num>
+  <w:num w:numId="10" w16cid:durableId="1494101686">
+    <w:abstractNumId w:val="8"/>
+  </w:num>
+  <w:num w:numId="11" w16cid:durableId="450243354">
+    <w:abstractNumId w:val="9"/>
+  </w:num>
+  <w:num w:numId="12" w16cid:durableId="1271359075">
+    <w:abstractNumId w:val="2"/>
+  </w:num>
+  <w:num w:numId="13" w16cid:durableId="737748344">
+    <w:abstractNumId w:val="4"/>
+  </w:num>
+  <w:num w:numId="14" w16cid:durableId="773331500">
     <w:abstractNumId w:val="5"/>
   </w:num>
-  <w:num w:numId="9" w16cid:durableId="1521235863">
+  <w:num w:numId="15" w16cid:durableId="2125885225">
     <w:abstractNumId w:val="7"/>
-  </w:num>
-  <w:num w:numId="10" w16cid:durableId="1494101686">
-    <w:abstractNumId w:val="4"/>
   </w:num>
 </w:numbering>
 </file>
@@ -3347,7 +4184,6 @@
   <w:style w:type="character" w:default="1" w:styleId="DefaultParagraphFont">
     <w:name w:val="Default Paragraph Font"/>
     <w:uiPriority w:val="1"/>
-    <w:semiHidden/>
     <w:unhideWhenUsed/>
   </w:style>
   <w:style w:type="table" w:default="1" w:styleId="TableNormal">

--- a/Website Development Coursework Documentation.docx
+++ b/Website Development Coursework Documentation.docx
@@ -323,19 +323,7 @@
           <w:rPr>
             <w:rStyle w:val="Hyperlink"/>
           </w:rPr>
-          <w:t>https://anonymousprojr-ops.gi</w:t>
-        </w:r>
-        <w:r>
-          <w:rPr>
-            <w:rStyle w:val="Hyperlink"/>
-          </w:rPr>
-          <w:t>t</w:t>
-        </w:r>
-        <w:r>
-          <w:rPr>
-            <w:rStyle w:val="Hyperlink"/>
-          </w:rPr>
-          <w:t>hub.io/Final-Project-Work/</w:t>
+          <w:t>https://anonymousprojr-ops.github.io/new-project/</w:t>
         </w:r>
       </w:hyperlink>
     </w:p>
@@ -378,23 +366,13 @@
           <w:numId w:val="8"/>
         </w:numPr>
       </w:pPr>
-      <w:proofErr w:type="spellStart"/>
-      <w:r>
-        <w:rPr>
-          <w:b/>
-          <w:bCs/>
-        </w:rPr>
-        <w:t>Chavwuko</w:t>
-      </w:r>
-      <w:proofErr w:type="spellEnd"/>
-      <w:r>
-        <w:rPr>
-          <w:b/>
-          <w:bCs/>
-        </w:rPr>
-        <w:t xml:space="preserve">-Okoro </w:t>
-      </w:r>
-      <w:proofErr w:type="spellStart"/>
+      <w:r>
+        <w:rPr>
+          <w:b/>
+          <w:bCs/>
+        </w:rPr>
+        <w:t xml:space="preserve">Chavwuko-Okoro </w:t>
+      </w:r>
       <w:r>
         <w:rPr>
           <w:b/>
@@ -402,7 +380,6 @@
         </w:rPr>
         <w:t>Oghenevwoke</w:t>
       </w:r>
-      <w:proofErr w:type="spellEnd"/>
       <w:r>
         <w:t xml:space="preserve">: </w:t>
       </w:r>
@@ -412,21 +389,8 @@
       <w:r>
         <w:t xml:space="preserve">orked on the </w:t>
       </w:r>
-      <w:proofErr w:type="spellStart"/>
-      <w:r>
-        <w:t>javascript</w:t>
-      </w:r>
-      <w:proofErr w:type="spellEnd"/>
-      <w:r>
-        <w:t xml:space="preserve"> file. Made use of </w:t>
-      </w:r>
-      <w:proofErr w:type="spellStart"/>
-      <w:r>
-        <w:t>Jquery</w:t>
-      </w:r>
-      <w:proofErr w:type="spellEnd"/>
-      <w:r>
-        <w:t xml:space="preserve"> to make the animation and scroll effect better. Also helped with importing pictures from unsplash.com.</w:t>
+      <w:r>
+        <w:t>javascript file. Made use of Jquery to make the animation and scroll effect better. Also helped with importing pictures from unsplash.com.</w:t>
       </w:r>
     </w:p>
     <w:p>
@@ -447,7 +411,6 @@
         </w:rPr>
         <w:t xml:space="preserve">Fredericka </w:t>
       </w:r>
-      <w:proofErr w:type="spellStart"/>
       <w:r>
         <w:rPr>
           <w:b/>
@@ -455,17 +418,8 @@
         </w:rPr>
         <w:t>Nketsia</w:t>
       </w:r>
-      <w:proofErr w:type="spellEnd"/>
-      <w:r>
-        <w:t xml:space="preserve">: Worked on the </w:t>
-      </w:r>
-      <w:proofErr w:type="spellStart"/>
-      <w:r>
-        <w:t>css</w:t>
-      </w:r>
-      <w:proofErr w:type="spellEnd"/>
-      <w:r>
-        <w:t xml:space="preserve"> code.</w:t>
+      <w:r>
+        <w:t>: Worked on the css code.</w:t>
       </w:r>
     </w:p>
     <w:p>
@@ -484,17 +438,8 @@
           <w:b/>
           <w:bCs/>
         </w:rPr>
-        <w:t xml:space="preserve">Passion </w:t>
-      </w:r>
-      <w:proofErr w:type="spellStart"/>
-      <w:r>
-        <w:rPr>
-          <w:b/>
-          <w:bCs/>
-        </w:rPr>
-        <w:t>Manyenga</w:t>
-      </w:r>
-      <w:proofErr w:type="spellEnd"/>
+        <w:t>Passion Manyenga</w:t>
+      </w:r>
       <w:r>
         <w:rPr>
           <w:b/>
@@ -503,15 +448,7 @@
         <w:t xml:space="preserve">: </w:t>
       </w:r>
       <w:r>
-        <w:t xml:space="preserve">Worked on the html code. Also inserted pictures from </w:t>
-      </w:r>
-      <w:proofErr w:type="spellStart"/>
-      <w:r>
-        <w:t>Unsplash</w:t>
-      </w:r>
-      <w:proofErr w:type="spellEnd"/>
-      <w:r>
-        <w:t xml:space="preserve"> to beautify the website.</w:t>
+        <w:t>Worked on the html code. Also inserted pictures from Unsplash to beautify the website.</w:t>
       </w:r>
     </w:p>
     <w:p>
@@ -580,23 +517,7 @@
           <w:b/>
           <w:bCs/>
         </w:rPr>
-        <w:t>(</w:t>
-      </w:r>
-      <w:proofErr w:type="spellStart"/>
-      <w:r>
-        <w:rPr>
-          <w:b/>
-          <w:bCs/>
-        </w:rPr>
-        <w:t>jquery</w:t>
-      </w:r>
-      <w:proofErr w:type="spellEnd"/>
-      <w:r>
-        <w:rPr>
-          <w:b/>
-          <w:bCs/>
-        </w:rPr>
-        <w:t>)</w:t>
+        <w:t>(jquery)</w:t>
       </w:r>
       <w:r>
         <w:t>. HTML structures the content, CSS designs the layout and theme, and JavaScript adds simple interactive features such as navigation and animations.</w:t>
@@ -1510,13 +1431,8 @@
       </w:r>
     </w:p>
     <w:p>
-      <w:proofErr w:type="spellStart"/>
-      <w:r>
-        <w:t>Jquery</w:t>
-      </w:r>
-      <w:proofErr w:type="spellEnd"/>
-      <w:r>
-        <w:t xml:space="preserve"> - </w:t>
+      <w:r>
+        <w:t xml:space="preserve">Jquery - </w:t>
       </w:r>
       <w:hyperlink r:id="rId7" w:history="1">
         <w:r>
@@ -4184,6 +4100,7 @@
   <w:style w:type="character" w:default="1" w:styleId="DefaultParagraphFont">
     <w:name w:val="Default Paragraph Font"/>
     <w:uiPriority w:val="1"/>
+    <w:semiHidden/>
     <w:unhideWhenUsed/>
   </w:style>
   <w:style w:type="table" w:default="1" w:styleId="TableNormal">
